--- a/lessons/32/KeyboardInterfaceDesign.docx
+++ b/lessons/32/KeyboardInterfaceDesign.docx
@@ -1,6 +1,6 @@
 
 <file path=word/document.xml><?xml version="1.0" encoding="utf-8"?>
-<w:document xmlns:wpc="http://schemas.microsoft.com/office/word/2010/wordprocessingCanvas" xmlns:cx="http://schemas.microsoft.com/office/drawing/2014/chartex" xmlns:cx1="http://schemas.microsoft.com/office/drawing/2015/9/8/chartex" xmlns:cx2="http://schemas.microsoft.com/office/drawing/2015/10/21/chartex" xmlns:cx3="http://schemas.microsoft.com/office/drawing/2016/5/9/chartex" xmlns:cx4="http://schemas.microsoft.com/office/drawing/2016/5/10/chartex" xmlns:cx5="http://schemas.microsoft.com/office/drawing/2016/5/11/chartex" xmlns:cx6="http://schemas.microsoft.com/office/drawing/2016/5/12/chartex" xmlns:cx7="http://schemas.microsoft.com/office/drawing/2016/5/13/chartex" xmlns:cx8="http://schemas.microsoft.com/office/drawing/2016/5/14/chartex" xmlns:mc="http://schemas.openxmlformats.org/markup-compatibility/2006" xmlns:aink="http://schemas.microsoft.com/office/drawing/2016/ink" xmlns:am3d="http://schemas.microsoft.com/office/drawing/2017/model3d" xmlns:o="urn:schemas-microsoft-com:office:office" xmlns:oel="http://schemas.microsoft.com/office/2019/extlst" xmlns:r="http://schemas.openxmlformats.org/officeDocument/2006/relationships" xmlns:m="http://schemas.openxmlformats.org/officeDocument/2006/math" xmlns:v="urn:schemas-microsoft-com:vml" xmlns:wp14="http://schemas.microsoft.com/office/word/2010/wordprocessingDrawing" xmlns:wp="http://schemas.openxmlformats.org/drawingml/2006/wordprocessingDrawing" xmlns:w10="urn:schemas-microsoft-com:office:word" xmlns:w="http://schemas.openxmlformats.org/wordprocessingml/2006/main" xmlns:w14="http://schemas.microsoft.com/office/word/2010/wordml" xmlns:w15="http://schemas.microsoft.com/office/word/2012/wordml" xmlns:w16cex="http://schemas.microsoft.com/office/word/2018/wordml/cex" xmlns:w16cid="http://schemas.microsoft.com/office/word/2016/wordml/cid" xmlns:w16="http://schemas.microsoft.com/office/word/2018/wordml" xmlns:w16sdtdh="http://schemas.microsoft.com/office/word/2020/wordml/sdtdatahash" xmlns:w16se="http://schemas.microsoft.com/office/word/2015/wordml/symex" xmlns:wpg="http://schemas.microsoft.com/office/word/2010/wordprocessingGroup" xmlns:wpi="http://schemas.microsoft.com/office/word/2010/wordprocessingInk" xmlns:wne="http://schemas.microsoft.com/office/word/2006/wordml" xmlns:wps="http://schemas.microsoft.com/office/word/2010/wordprocessingShape" mc:Ignorable="w14 w15 w16se w16cid w16 w16cex w16sdtdh wp14">
+<w:document xmlns:wpc="http://schemas.microsoft.com/office/word/2010/wordprocessingCanvas" xmlns:cx="http://schemas.microsoft.com/office/drawing/2014/chartex" xmlns:cx1="http://schemas.microsoft.com/office/drawing/2015/9/8/chartex" xmlns:cx2="http://schemas.microsoft.com/office/drawing/2015/10/21/chartex" xmlns:cx3="http://schemas.microsoft.com/office/drawing/2016/5/9/chartex" xmlns:cx4="http://schemas.microsoft.com/office/drawing/2016/5/10/chartex" xmlns:cx5="http://schemas.microsoft.com/office/drawing/2016/5/11/chartex" xmlns:cx6="http://schemas.microsoft.com/office/drawing/2016/5/12/chartex" xmlns:cx7="http://schemas.microsoft.com/office/drawing/2016/5/13/chartex" xmlns:cx8="http://schemas.microsoft.com/office/drawing/2016/5/14/chartex" xmlns:mc="http://schemas.openxmlformats.org/markup-compatibility/2006" xmlns:aink="http://schemas.microsoft.com/office/drawing/2016/ink" xmlns:am3d="http://schemas.microsoft.com/office/drawing/2017/model3d" xmlns:o="urn:schemas-microsoft-com:office:office" xmlns:oel="http://schemas.microsoft.com/office/2019/extlst" xmlns:r="http://schemas.openxmlformats.org/officeDocument/2006/relationships" xmlns:m="http://schemas.openxmlformats.org/officeDocument/2006/math" xmlns:v="urn:schemas-microsoft-com:vml" xmlns:wp14="http://schemas.microsoft.com/office/word/2010/wordprocessingDrawing" xmlns:wp="http://schemas.openxmlformats.org/drawingml/2006/wordprocessingDrawing" xmlns:w10="urn:schemas-microsoft-com:office:word" xmlns:w="http://schemas.openxmlformats.org/wordprocessingml/2006/main" xmlns:w14="http://schemas.microsoft.com/office/word/2010/wordml" xmlns:w15="http://schemas.microsoft.com/office/word/2012/wordml" xmlns:w16cex="http://schemas.microsoft.com/office/word/2018/wordml/cex" xmlns:w16cid="http://schemas.microsoft.com/office/word/2016/wordml/cid" xmlns:w16="http://schemas.microsoft.com/office/word/2018/wordml" xmlns:w16du="http://schemas.microsoft.com/office/word/2023/wordml/word16du" xmlns:w16sdtdh="http://schemas.microsoft.com/office/word/2020/wordml/sdtdatahash" xmlns:w16se="http://schemas.microsoft.com/office/word/2015/wordml/symex" xmlns:wpg="http://schemas.microsoft.com/office/word/2010/wordprocessingGroup" xmlns:wpi="http://schemas.microsoft.com/office/word/2010/wordprocessingInk" xmlns:wne="http://schemas.microsoft.com/office/word/2006/wordml" xmlns:wps="http://schemas.microsoft.com/office/word/2010/wordprocessingShape" mc:Ignorable="w14 w15 w16se w16cid w16 w16cex w16sdtdh wp14">
   <w:body>
     <w:p>
       <w:pPr>
@@ -428,17 +428,13 @@
         <w:t xml:space="preserve"> file in th</w:t>
       </w:r>
       <w:r>
-        <w:t xml:space="preserve">is </w:t>
-      </w:r>
-      <w:proofErr w:type="spellStart"/>
-      <w:proofErr w:type="gramStart"/>
-      <w:r>
-        <w:t>weeks</w:t>
-      </w:r>
-      <w:proofErr w:type="spellEnd"/>
-      <w:proofErr w:type="gramEnd"/>
-      <w:r>
-        <w:t xml:space="preserve"> directory.</w:t>
+        <w:t>is week</w:t>
+      </w:r>
+      <w:r>
+        <w:t>’</w:t>
+      </w:r>
+      <w:r>
+        <w:t>s directory.</w:t>
       </w:r>
     </w:p>
     <w:p>
@@ -597,10 +593,7 @@
         <w:t xml:space="preserve">With your partner or team, </w:t>
       </w:r>
       <w:r>
-        <w:t>d</w:t>
-      </w:r>
-      <w:r>
-        <w:t xml:space="preserve">iscuss the use of the </w:t>
+        <w:t xml:space="preserve">discuss the use of the </w:t>
       </w:r>
       <w:proofErr w:type="gramStart"/>
       <w:r>
@@ -1233,7 +1226,7 @@
 </file>
 
 <file path=word/endnotes.xml><?xml version="1.0" encoding="utf-8"?>
-<w:endnotes xmlns:wpc="http://schemas.microsoft.com/office/word/2010/wordprocessingCanvas" xmlns:cx="http://schemas.microsoft.com/office/drawing/2014/chartex" xmlns:cx1="http://schemas.microsoft.com/office/drawing/2015/9/8/chartex" xmlns:cx2="http://schemas.microsoft.com/office/drawing/2015/10/21/chartex" xmlns:cx3="http://schemas.microsoft.com/office/drawing/2016/5/9/chartex" xmlns:cx4="http://schemas.microsoft.com/office/drawing/2016/5/10/chartex" xmlns:cx5="http://schemas.microsoft.com/office/drawing/2016/5/11/chartex" xmlns:cx6="http://schemas.microsoft.com/office/drawing/2016/5/12/chartex" xmlns:cx7="http://schemas.microsoft.com/office/drawing/2016/5/13/chartex" xmlns:cx8="http://schemas.microsoft.com/office/drawing/2016/5/14/chartex" xmlns:mc="http://schemas.openxmlformats.org/markup-compatibility/2006" xmlns:aink="http://schemas.microsoft.com/office/drawing/2016/ink" xmlns:am3d="http://schemas.microsoft.com/office/drawing/2017/model3d" xmlns:o="urn:schemas-microsoft-com:office:office" xmlns:oel="http://schemas.microsoft.com/office/2019/extlst" xmlns:r="http://schemas.openxmlformats.org/officeDocument/2006/relationships" xmlns:m="http://schemas.openxmlformats.org/officeDocument/2006/math" xmlns:v="urn:schemas-microsoft-com:vml" xmlns:wp14="http://schemas.microsoft.com/office/word/2010/wordprocessingDrawing" xmlns:wp="http://schemas.openxmlformats.org/drawingml/2006/wordprocessingDrawing" xmlns:w10="urn:schemas-microsoft-com:office:word" xmlns:w="http://schemas.openxmlformats.org/wordprocessingml/2006/main" xmlns:w14="http://schemas.microsoft.com/office/word/2010/wordml" xmlns:w15="http://schemas.microsoft.com/office/word/2012/wordml" xmlns:w16cex="http://schemas.microsoft.com/office/word/2018/wordml/cex" xmlns:w16cid="http://schemas.microsoft.com/office/word/2016/wordml/cid" xmlns:w16="http://schemas.microsoft.com/office/word/2018/wordml" xmlns:w16sdtdh="http://schemas.microsoft.com/office/word/2020/wordml/sdtdatahash" xmlns:w16se="http://schemas.microsoft.com/office/word/2015/wordml/symex" xmlns:wpg="http://schemas.microsoft.com/office/word/2010/wordprocessingGroup" xmlns:wpi="http://schemas.microsoft.com/office/word/2010/wordprocessingInk" xmlns:wne="http://schemas.microsoft.com/office/word/2006/wordml" xmlns:wps="http://schemas.microsoft.com/office/word/2010/wordprocessingShape" mc:Ignorable="w14 w15 w16se w16cid w16 w16cex w16sdtdh wp14">
+<w:endnotes xmlns:wpc="http://schemas.microsoft.com/office/word/2010/wordprocessingCanvas" xmlns:cx="http://schemas.microsoft.com/office/drawing/2014/chartex" xmlns:cx1="http://schemas.microsoft.com/office/drawing/2015/9/8/chartex" xmlns:cx2="http://schemas.microsoft.com/office/drawing/2015/10/21/chartex" xmlns:cx3="http://schemas.microsoft.com/office/drawing/2016/5/9/chartex" xmlns:cx4="http://schemas.microsoft.com/office/drawing/2016/5/10/chartex" xmlns:cx5="http://schemas.microsoft.com/office/drawing/2016/5/11/chartex" xmlns:cx6="http://schemas.microsoft.com/office/drawing/2016/5/12/chartex" xmlns:cx7="http://schemas.microsoft.com/office/drawing/2016/5/13/chartex" xmlns:cx8="http://schemas.microsoft.com/office/drawing/2016/5/14/chartex" xmlns:mc="http://schemas.openxmlformats.org/markup-compatibility/2006" xmlns:aink="http://schemas.microsoft.com/office/drawing/2016/ink" xmlns:am3d="http://schemas.microsoft.com/office/drawing/2017/model3d" xmlns:o="urn:schemas-microsoft-com:office:office" xmlns:oel="http://schemas.microsoft.com/office/2019/extlst" xmlns:r="http://schemas.openxmlformats.org/officeDocument/2006/relationships" xmlns:m="http://schemas.openxmlformats.org/officeDocument/2006/math" xmlns:v="urn:schemas-microsoft-com:vml" xmlns:wp14="http://schemas.microsoft.com/office/word/2010/wordprocessingDrawing" xmlns:wp="http://schemas.openxmlformats.org/drawingml/2006/wordprocessingDrawing" xmlns:w10="urn:schemas-microsoft-com:office:word" xmlns:w="http://schemas.openxmlformats.org/wordprocessingml/2006/main" xmlns:w14="http://schemas.microsoft.com/office/word/2010/wordml" xmlns:w15="http://schemas.microsoft.com/office/word/2012/wordml" xmlns:w16cex="http://schemas.microsoft.com/office/word/2018/wordml/cex" xmlns:w16cid="http://schemas.microsoft.com/office/word/2016/wordml/cid" xmlns:w16="http://schemas.microsoft.com/office/word/2018/wordml" xmlns:w16du="http://schemas.microsoft.com/office/word/2023/wordml/word16du" xmlns:w16sdtdh="http://schemas.microsoft.com/office/word/2020/wordml/sdtdatahash" xmlns:w16se="http://schemas.microsoft.com/office/word/2015/wordml/symex" xmlns:wpg="http://schemas.microsoft.com/office/word/2010/wordprocessingGroup" xmlns:wpi="http://schemas.microsoft.com/office/word/2010/wordprocessingInk" xmlns:wne="http://schemas.microsoft.com/office/word/2006/wordml" xmlns:wps="http://schemas.microsoft.com/office/word/2010/wordprocessingShape" mc:Ignorable="w14 w15 w16se w16cid w16 w16cex w16sdtdh wp14">
   <w:endnote w:type="separator" w:id="-1">
     <w:p>
       <w:pPr>
@@ -1265,7 +1258,7 @@
 </file>
 
 <file path=word/footer1.xml><?xml version="1.0" encoding="utf-8"?>
-<w:ftr xmlns:wpc="http://schemas.microsoft.com/office/word/2010/wordprocessingCanvas" xmlns:cx="http://schemas.microsoft.com/office/drawing/2014/chartex" xmlns:cx1="http://schemas.microsoft.com/office/drawing/2015/9/8/chartex" xmlns:cx2="http://schemas.microsoft.com/office/drawing/2015/10/21/chartex" xmlns:cx3="http://schemas.microsoft.com/office/drawing/2016/5/9/chartex" xmlns:cx4="http://schemas.microsoft.com/office/drawing/2016/5/10/chartex" xmlns:cx5="http://schemas.microsoft.com/office/drawing/2016/5/11/chartex" xmlns:cx6="http://schemas.microsoft.com/office/drawing/2016/5/12/chartex" xmlns:cx7="http://schemas.microsoft.com/office/drawing/2016/5/13/chartex" xmlns:cx8="http://schemas.microsoft.com/office/drawing/2016/5/14/chartex" xmlns:mc="http://schemas.openxmlformats.org/markup-compatibility/2006" xmlns:aink="http://schemas.microsoft.com/office/drawing/2016/ink" xmlns:am3d="http://schemas.microsoft.com/office/drawing/2017/model3d" xmlns:o="urn:schemas-microsoft-com:office:office" xmlns:oel="http://schemas.microsoft.com/office/2019/extlst" xmlns:r="http://schemas.openxmlformats.org/officeDocument/2006/relationships" xmlns:m="http://schemas.openxmlformats.org/officeDocument/2006/math" xmlns:v="urn:schemas-microsoft-com:vml" xmlns:wp14="http://schemas.microsoft.com/office/word/2010/wordprocessingDrawing" xmlns:wp="http://schemas.openxmlformats.org/drawingml/2006/wordprocessingDrawing" xmlns:w10="urn:schemas-microsoft-com:office:word" xmlns:w="http://schemas.openxmlformats.org/wordprocessingml/2006/main" xmlns:w14="http://schemas.microsoft.com/office/word/2010/wordml" xmlns:w15="http://schemas.microsoft.com/office/word/2012/wordml" xmlns:w16cex="http://schemas.microsoft.com/office/word/2018/wordml/cex" xmlns:w16cid="http://schemas.microsoft.com/office/word/2016/wordml/cid" xmlns:w16="http://schemas.microsoft.com/office/word/2018/wordml" xmlns:w16sdtdh="http://schemas.microsoft.com/office/word/2020/wordml/sdtdatahash" xmlns:w16se="http://schemas.microsoft.com/office/word/2015/wordml/symex" xmlns:wpg="http://schemas.microsoft.com/office/word/2010/wordprocessingGroup" xmlns:wpi="http://schemas.microsoft.com/office/word/2010/wordprocessingInk" xmlns:wne="http://schemas.microsoft.com/office/word/2006/wordml" xmlns:wps="http://schemas.microsoft.com/office/word/2010/wordprocessingShape" mc:Ignorable="w14 w15 w16se w16cid w16 w16cex w16sdtdh wp14">
+<w:ftr xmlns:wpc="http://schemas.microsoft.com/office/word/2010/wordprocessingCanvas" xmlns:cx="http://schemas.microsoft.com/office/drawing/2014/chartex" xmlns:cx1="http://schemas.microsoft.com/office/drawing/2015/9/8/chartex" xmlns:cx2="http://schemas.microsoft.com/office/drawing/2015/10/21/chartex" xmlns:cx3="http://schemas.microsoft.com/office/drawing/2016/5/9/chartex" xmlns:cx4="http://schemas.microsoft.com/office/drawing/2016/5/10/chartex" xmlns:cx5="http://schemas.microsoft.com/office/drawing/2016/5/11/chartex" xmlns:cx6="http://schemas.microsoft.com/office/drawing/2016/5/12/chartex" xmlns:cx7="http://schemas.microsoft.com/office/drawing/2016/5/13/chartex" xmlns:cx8="http://schemas.microsoft.com/office/drawing/2016/5/14/chartex" xmlns:mc="http://schemas.openxmlformats.org/markup-compatibility/2006" xmlns:aink="http://schemas.microsoft.com/office/drawing/2016/ink" xmlns:am3d="http://schemas.microsoft.com/office/drawing/2017/model3d" xmlns:o="urn:schemas-microsoft-com:office:office" xmlns:oel="http://schemas.microsoft.com/office/2019/extlst" xmlns:r="http://schemas.openxmlformats.org/officeDocument/2006/relationships" xmlns:m="http://schemas.openxmlformats.org/officeDocument/2006/math" xmlns:v="urn:schemas-microsoft-com:vml" xmlns:wp14="http://schemas.microsoft.com/office/word/2010/wordprocessingDrawing" xmlns:wp="http://schemas.openxmlformats.org/drawingml/2006/wordprocessingDrawing" xmlns:w10="urn:schemas-microsoft-com:office:word" xmlns:w="http://schemas.openxmlformats.org/wordprocessingml/2006/main" xmlns:w14="http://schemas.microsoft.com/office/word/2010/wordml" xmlns:w15="http://schemas.microsoft.com/office/word/2012/wordml" xmlns:w16cex="http://schemas.microsoft.com/office/word/2018/wordml/cex" xmlns:w16cid="http://schemas.microsoft.com/office/word/2016/wordml/cid" xmlns:w16="http://schemas.microsoft.com/office/word/2018/wordml" xmlns:w16du="http://schemas.microsoft.com/office/word/2023/wordml/word16du" xmlns:w16sdtdh="http://schemas.microsoft.com/office/word/2020/wordml/sdtdatahash" xmlns:w16se="http://schemas.microsoft.com/office/word/2015/wordml/symex" xmlns:wpg="http://schemas.microsoft.com/office/word/2010/wordprocessingGroup" xmlns:wpi="http://schemas.microsoft.com/office/word/2010/wordprocessingInk" xmlns:wne="http://schemas.microsoft.com/office/word/2006/wordml" xmlns:wps="http://schemas.microsoft.com/office/word/2010/wordprocessingShape" mc:Ignorable="w14 w15 w16se w16cid w16 w16cex w16sdtdh wp14">
   <w:sdt>
     <w:sdtPr>
       <w:id w:val="973801655"/>
@@ -1334,7 +1327,7 @@
 </file>
 
 <file path=word/footnotes.xml><?xml version="1.0" encoding="utf-8"?>
-<w:footnotes xmlns:wpc="http://schemas.microsoft.com/office/word/2010/wordprocessingCanvas" xmlns:cx="http://schemas.microsoft.com/office/drawing/2014/chartex" xmlns:cx1="http://schemas.microsoft.com/office/drawing/2015/9/8/chartex" xmlns:cx2="http://schemas.microsoft.com/office/drawing/2015/10/21/chartex" xmlns:cx3="http://schemas.microsoft.com/office/drawing/2016/5/9/chartex" xmlns:cx4="http://schemas.microsoft.com/office/drawing/2016/5/10/chartex" xmlns:cx5="http://schemas.microsoft.com/office/drawing/2016/5/11/chartex" xmlns:cx6="http://schemas.microsoft.com/office/drawing/2016/5/12/chartex" xmlns:cx7="http://schemas.microsoft.com/office/drawing/2016/5/13/chartex" xmlns:cx8="http://schemas.microsoft.com/office/drawing/2016/5/14/chartex" xmlns:mc="http://schemas.openxmlformats.org/markup-compatibility/2006" xmlns:aink="http://schemas.microsoft.com/office/drawing/2016/ink" xmlns:am3d="http://schemas.microsoft.com/office/drawing/2017/model3d" xmlns:o="urn:schemas-microsoft-com:office:office" xmlns:oel="http://schemas.microsoft.com/office/2019/extlst" xmlns:r="http://schemas.openxmlformats.org/officeDocument/2006/relationships" xmlns:m="http://schemas.openxmlformats.org/officeDocument/2006/math" xmlns:v="urn:schemas-microsoft-com:vml" xmlns:wp14="http://schemas.microsoft.com/office/word/2010/wordprocessingDrawing" xmlns:wp="http://schemas.openxmlformats.org/drawingml/2006/wordprocessingDrawing" xmlns:w10="urn:schemas-microsoft-com:office:word" xmlns:w="http://schemas.openxmlformats.org/wordprocessingml/2006/main" xmlns:w14="http://schemas.microsoft.com/office/word/2010/wordml" xmlns:w15="http://schemas.microsoft.com/office/word/2012/wordml" xmlns:w16cex="http://schemas.microsoft.com/office/word/2018/wordml/cex" xmlns:w16cid="http://schemas.microsoft.com/office/word/2016/wordml/cid" xmlns:w16="http://schemas.microsoft.com/office/word/2018/wordml" xmlns:w16sdtdh="http://schemas.microsoft.com/office/word/2020/wordml/sdtdatahash" xmlns:w16se="http://schemas.microsoft.com/office/word/2015/wordml/symex" xmlns:wpg="http://schemas.microsoft.com/office/word/2010/wordprocessingGroup" xmlns:wpi="http://schemas.microsoft.com/office/word/2010/wordprocessingInk" xmlns:wne="http://schemas.microsoft.com/office/word/2006/wordml" xmlns:wps="http://schemas.microsoft.com/office/word/2010/wordprocessingShape" mc:Ignorable="w14 w15 w16se w16cid w16 w16cex w16sdtdh wp14">
+<w:footnotes xmlns:wpc="http://schemas.microsoft.com/office/word/2010/wordprocessingCanvas" xmlns:cx="http://schemas.microsoft.com/office/drawing/2014/chartex" xmlns:cx1="http://schemas.microsoft.com/office/drawing/2015/9/8/chartex" xmlns:cx2="http://schemas.microsoft.com/office/drawing/2015/10/21/chartex" xmlns:cx3="http://schemas.microsoft.com/office/drawing/2016/5/9/chartex" xmlns:cx4="http://schemas.microsoft.com/office/drawing/2016/5/10/chartex" xmlns:cx5="http://schemas.microsoft.com/office/drawing/2016/5/11/chartex" xmlns:cx6="http://schemas.microsoft.com/office/drawing/2016/5/12/chartex" xmlns:cx7="http://schemas.microsoft.com/office/drawing/2016/5/13/chartex" xmlns:cx8="http://schemas.microsoft.com/office/drawing/2016/5/14/chartex" xmlns:mc="http://schemas.openxmlformats.org/markup-compatibility/2006" xmlns:aink="http://schemas.microsoft.com/office/drawing/2016/ink" xmlns:am3d="http://schemas.microsoft.com/office/drawing/2017/model3d" xmlns:o="urn:schemas-microsoft-com:office:office" xmlns:oel="http://schemas.microsoft.com/office/2019/extlst" xmlns:r="http://schemas.openxmlformats.org/officeDocument/2006/relationships" xmlns:m="http://schemas.openxmlformats.org/officeDocument/2006/math" xmlns:v="urn:schemas-microsoft-com:vml" xmlns:wp14="http://schemas.microsoft.com/office/word/2010/wordprocessingDrawing" xmlns:wp="http://schemas.openxmlformats.org/drawingml/2006/wordprocessingDrawing" xmlns:w10="urn:schemas-microsoft-com:office:word" xmlns:w="http://schemas.openxmlformats.org/wordprocessingml/2006/main" xmlns:w14="http://schemas.microsoft.com/office/word/2010/wordml" xmlns:w15="http://schemas.microsoft.com/office/word/2012/wordml" xmlns:w16cex="http://schemas.microsoft.com/office/word/2018/wordml/cex" xmlns:w16cid="http://schemas.microsoft.com/office/word/2016/wordml/cid" xmlns:w16="http://schemas.microsoft.com/office/word/2018/wordml" xmlns:w16du="http://schemas.microsoft.com/office/word/2023/wordml/word16du" xmlns:w16sdtdh="http://schemas.microsoft.com/office/word/2020/wordml/sdtdatahash" xmlns:w16se="http://schemas.microsoft.com/office/word/2015/wordml/symex" xmlns:wpg="http://schemas.microsoft.com/office/word/2010/wordprocessingGroup" xmlns:wpi="http://schemas.microsoft.com/office/word/2010/wordprocessingInk" xmlns:wne="http://schemas.microsoft.com/office/word/2006/wordml" xmlns:wps="http://schemas.microsoft.com/office/word/2010/wordprocessingShape" mc:Ignorable="w14 w15 w16se w16cid w16 w16cex w16sdtdh wp14">
   <w:footnote w:type="separator" w:id="-1">
     <w:p>
       <w:pPr>
@@ -1366,7 +1359,7 @@
 </file>
 
 <file path=word/header1.xml><?xml version="1.0" encoding="utf-8"?>
-<w:hdr xmlns:wpc="http://schemas.microsoft.com/office/word/2010/wordprocessingCanvas" xmlns:cx="http://schemas.microsoft.com/office/drawing/2014/chartex" xmlns:cx1="http://schemas.microsoft.com/office/drawing/2015/9/8/chartex" xmlns:cx2="http://schemas.microsoft.com/office/drawing/2015/10/21/chartex" xmlns:cx3="http://schemas.microsoft.com/office/drawing/2016/5/9/chartex" xmlns:cx4="http://schemas.microsoft.com/office/drawing/2016/5/10/chartex" xmlns:cx5="http://schemas.microsoft.com/office/drawing/2016/5/11/chartex" xmlns:cx6="http://schemas.microsoft.com/office/drawing/2016/5/12/chartex" xmlns:cx7="http://schemas.microsoft.com/office/drawing/2016/5/13/chartex" xmlns:cx8="http://schemas.microsoft.com/office/drawing/2016/5/14/chartex" xmlns:mc="http://schemas.openxmlformats.org/markup-compatibility/2006" xmlns:aink="http://schemas.microsoft.com/office/drawing/2016/ink" xmlns:am3d="http://schemas.microsoft.com/office/drawing/2017/model3d" xmlns:o="urn:schemas-microsoft-com:office:office" xmlns:oel="http://schemas.microsoft.com/office/2019/extlst" xmlns:r="http://schemas.openxmlformats.org/officeDocument/2006/relationships" xmlns:m="http://schemas.openxmlformats.org/officeDocument/2006/math" xmlns:v="urn:schemas-microsoft-com:vml" xmlns:wp14="http://schemas.microsoft.com/office/word/2010/wordprocessingDrawing" xmlns:wp="http://schemas.openxmlformats.org/drawingml/2006/wordprocessingDrawing" xmlns:w10="urn:schemas-microsoft-com:office:word" xmlns:w="http://schemas.openxmlformats.org/wordprocessingml/2006/main" xmlns:w14="http://schemas.microsoft.com/office/word/2010/wordml" xmlns:w15="http://schemas.microsoft.com/office/word/2012/wordml" xmlns:w16cex="http://schemas.microsoft.com/office/word/2018/wordml/cex" xmlns:w16cid="http://schemas.microsoft.com/office/word/2016/wordml/cid" xmlns:w16="http://schemas.microsoft.com/office/word/2018/wordml" xmlns:w16sdtdh="http://schemas.microsoft.com/office/word/2020/wordml/sdtdatahash" xmlns:w16se="http://schemas.microsoft.com/office/word/2015/wordml/symex" xmlns:wpg="http://schemas.microsoft.com/office/word/2010/wordprocessingGroup" xmlns:wpi="http://schemas.microsoft.com/office/word/2010/wordprocessingInk" xmlns:wne="http://schemas.microsoft.com/office/word/2006/wordml" xmlns:wps="http://schemas.microsoft.com/office/word/2010/wordprocessingShape" mc:Ignorable="w14 w15 w16se w16cid w16 w16cex w16sdtdh wp14">
+<w:hdr xmlns:wpc="http://schemas.microsoft.com/office/word/2010/wordprocessingCanvas" xmlns:cx="http://schemas.microsoft.com/office/drawing/2014/chartex" xmlns:cx1="http://schemas.microsoft.com/office/drawing/2015/9/8/chartex" xmlns:cx2="http://schemas.microsoft.com/office/drawing/2015/10/21/chartex" xmlns:cx3="http://schemas.microsoft.com/office/drawing/2016/5/9/chartex" xmlns:cx4="http://schemas.microsoft.com/office/drawing/2016/5/10/chartex" xmlns:cx5="http://schemas.microsoft.com/office/drawing/2016/5/11/chartex" xmlns:cx6="http://schemas.microsoft.com/office/drawing/2016/5/12/chartex" xmlns:cx7="http://schemas.microsoft.com/office/drawing/2016/5/13/chartex" xmlns:cx8="http://schemas.microsoft.com/office/drawing/2016/5/14/chartex" xmlns:mc="http://schemas.openxmlformats.org/markup-compatibility/2006" xmlns:aink="http://schemas.microsoft.com/office/drawing/2016/ink" xmlns:am3d="http://schemas.microsoft.com/office/drawing/2017/model3d" xmlns:o="urn:schemas-microsoft-com:office:office" xmlns:oel="http://schemas.microsoft.com/office/2019/extlst" xmlns:r="http://schemas.openxmlformats.org/officeDocument/2006/relationships" xmlns:m="http://schemas.openxmlformats.org/officeDocument/2006/math" xmlns:v="urn:schemas-microsoft-com:vml" xmlns:wp14="http://schemas.microsoft.com/office/word/2010/wordprocessingDrawing" xmlns:wp="http://schemas.openxmlformats.org/drawingml/2006/wordprocessingDrawing" xmlns:w10="urn:schemas-microsoft-com:office:word" xmlns:w="http://schemas.openxmlformats.org/wordprocessingml/2006/main" xmlns:w14="http://schemas.microsoft.com/office/word/2010/wordml" xmlns:w15="http://schemas.microsoft.com/office/word/2012/wordml" xmlns:w16cex="http://schemas.microsoft.com/office/word/2018/wordml/cex" xmlns:w16cid="http://schemas.microsoft.com/office/word/2016/wordml/cid" xmlns:w16="http://schemas.microsoft.com/office/word/2018/wordml" xmlns:w16du="http://schemas.microsoft.com/office/word/2023/wordml/word16du" xmlns:w16sdtdh="http://schemas.microsoft.com/office/word/2020/wordml/sdtdatahash" xmlns:w16se="http://schemas.microsoft.com/office/word/2015/wordml/symex" xmlns:wpg="http://schemas.microsoft.com/office/word/2010/wordprocessingGroup" xmlns:wpi="http://schemas.microsoft.com/office/word/2010/wordprocessingInk" xmlns:wne="http://schemas.microsoft.com/office/word/2006/wordml" xmlns:wps="http://schemas.microsoft.com/office/word/2010/wordprocessingShape" mc:Ignorable="w14 w15 w16se w16cid w16 w16cex w16sdtdh wp14">
   <w:p>
     <w:pPr>
       <w:pStyle w:val="Heading1"/>
@@ -1386,7 +1379,7 @@
 </file>
 
 <file path=word/numbering.xml><?xml version="1.0" encoding="utf-8"?>
-<w:numbering xmlns:wpc="http://schemas.microsoft.com/office/word/2010/wordprocessingCanvas" xmlns:cx="http://schemas.microsoft.com/office/drawing/2014/chartex" xmlns:cx1="http://schemas.microsoft.com/office/drawing/2015/9/8/chartex" xmlns:cx2="http://schemas.microsoft.com/office/drawing/2015/10/21/chartex" xmlns:cx3="http://schemas.microsoft.com/office/drawing/2016/5/9/chartex" xmlns:cx4="http://schemas.microsoft.com/office/drawing/2016/5/10/chartex" xmlns:cx5="http://schemas.microsoft.com/office/drawing/2016/5/11/chartex" xmlns:cx6="http://schemas.microsoft.com/office/drawing/2016/5/12/chartex" xmlns:cx7="http://schemas.microsoft.com/office/drawing/2016/5/13/chartex" xmlns:cx8="http://schemas.microsoft.com/office/drawing/2016/5/14/chartex" xmlns:mc="http://schemas.openxmlformats.org/markup-compatibility/2006" xmlns:aink="http://schemas.microsoft.com/office/drawing/2016/ink" xmlns:am3d="http://schemas.microsoft.com/office/drawing/2017/model3d" xmlns:o="urn:schemas-microsoft-com:office:office" xmlns:oel="http://schemas.microsoft.com/office/2019/extlst" xmlns:r="http://schemas.openxmlformats.org/officeDocument/2006/relationships" xmlns:m="http://schemas.openxmlformats.org/officeDocument/2006/math" xmlns:v="urn:schemas-microsoft-com:vml" xmlns:wp14="http://schemas.microsoft.com/office/word/2010/wordprocessingDrawing" xmlns:wp="http://schemas.openxmlformats.org/drawingml/2006/wordprocessingDrawing" xmlns:w10="urn:schemas-microsoft-com:office:word" xmlns:w="http://schemas.openxmlformats.org/wordprocessingml/2006/main" xmlns:w14="http://schemas.microsoft.com/office/word/2010/wordml" xmlns:w15="http://schemas.microsoft.com/office/word/2012/wordml" xmlns:w16cex="http://schemas.microsoft.com/office/word/2018/wordml/cex" xmlns:w16cid="http://schemas.microsoft.com/office/word/2016/wordml/cid" xmlns:w16="http://schemas.microsoft.com/office/word/2018/wordml" xmlns:w16sdtdh="http://schemas.microsoft.com/office/word/2020/wordml/sdtdatahash" xmlns:w16se="http://schemas.microsoft.com/office/word/2015/wordml/symex" xmlns:wpg="http://schemas.microsoft.com/office/word/2010/wordprocessingGroup" xmlns:wpi="http://schemas.microsoft.com/office/word/2010/wordprocessingInk" xmlns:wne="http://schemas.microsoft.com/office/word/2006/wordml" xmlns:wps="http://schemas.microsoft.com/office/word/2010/wordprocessingShape" mc:Ignorable="w14 w15 w16se w16cid w16 w16cex w16sdtdh wp14">
+<w:numbering xmlns:wpc="http://schemas.microsoft.com/office/word/2010/wordprocessingCanvas" xmlns:cx="http://schemas.microsoft.com/office/drawing/2014/chartex" xmlns:cx1="http://schemas.microsoft.com/office/drawing/2015/9/8/chartex" xmlns:cx2="http://schemas.microsoft.com/office/drawing/2015/10/21/chartex" xmlns:cx3="http://schemas.microsoft.com/office/drawing/2016/5/9/chartex" xmlns:cx4="http://schemas.microsoft.com/office/drawing/2016/5/10/chartex" xmlns:cx5="http://schemas.microsoft.com/office/drawing/2016/5/11/chartex" xmlns:cx6="http://schemas.microsoft.com/office/drawing/2016/5/12/chartex" xmlns:cx7="http://schemas.microsoft.com/office/drawing/2016/5/13/chartex" xmlns:cx8="http://schemas.microsoft.com/office/drawing/2016/5/14/chartex" xmlns:mc="http://schemas.openxmlformats.org/markup-compatibility/2006" xmlns:aink="http://schemas.microsoft.com/office/drawing/2016/ink" xmlns:am3d="http://schemas.microsoft.com/office/drawing/2017/model3d" xmlns:o="urn:schemas-microsoft-com:office:office" xmlns:oel="http://schemas.microsoft.com/office/2019/extlst" xmlns:r="http://schemas.openxmlformats.org/officeDocument/2006/relationships" xmlns:m="http://schemas.openxmlformats.org/officeDocument/2006/math" xmlns:v="urn:schemas-microsoft-com:vml" xmlns:wp14="http://schemas.microsoft.com/office/word/2010/wordprocessingDrawing" xmlns:wp="http://schemas.openxmlformats.org/drawingml/2006/wordprocessingDrawing" xmlns:w10="urn:schemas-microsoft-com:office:word" xmlns:w="http://schemas.openxmlformats.org/wordprocessingml/2006/main" xmlns:w14="http://schemas.microsoft.com/office/word/2010/wordml" xmlns:w15="http://schemas.microsoft.com/office/word/2012/wordml" xmlns:w16cex="http://schemas.microsoft.com/office/word/2018/wordml/cex" xmlns:w16cid="http://schemas.microsoft.com/office/word/2016/wordml/cid" xmlns:w16="http://schemas.microsoft.com/office/word/2018/wordml" xmlns:w16du="http://schemas.microsoft.com/office/word/2023/wordml/word16du" xmlns:w16sdtdh="http://schemas.microsoft.com/office/word/2020/wordml/sdtdatahash" xmlns:w16se="http://schemas.microsoft.com/office/word/2015/wordml/symex" xmlns:wpg="http://schemas.microsoft.com/office/word/2010/wordprocessingGroup" xmlns:wpi="http://schemas.microsoft.com/office/word/2010/wordprocessingInk" xmlns:wne="http://schemas.microsoft.com/office/word/2006/wordml" xmlns:wps="http://schemas.microsoft.com/office/word/2010/wordprocessingShape" mc:Ignorable="w14 w15 w16se w16cid w16 w16cex w16sdtdh wp14">
   <w:abstractNum w:abstractNumId="0" w15:restartNumberingAfterBreak="0">
     <w:nsid w:val="04B07835"/>
     <w:multiLevelType w:val="hybridMultilevel"/>

--- a/lessons/32/KeyboardInterfaceDesign.docx
+++ b/lessons/32/KeyboardInterfaceDesign.docx
@@ -1,6 +1,6 @@
 
 <file path=word/document.xml><?xml version="1.0" encoding="utf-8"?>
-<w:document xmlns:wpc="http://schemas.microsoft.com/office/word/2010/wordprocessingCanvas" xmlns:cx="http://schemas.microsoft.com/office/drawing/2014/chartex" xmlns:cx1="http://schemas.microsoft.com/office/drawing/2015/9/8/chartex" xmlns:cx2="http://schemas.microsoft.com/office/drawing/2015/10/21/chartex" xmlns:cx3="http://schemas.microsoft.com/office/drawing/2016/5/9/chartex" xmlns:cx4="http://schemas.microsoft.com/office/drawing/2016/5/10/chartex" xmlns:cx5="http://schemas.microsoft.com/office/drawing/2016/5/11/chartex" xmlns:cx6="http://schemas.microsoft.com/office/drawing/2016/5/12/chartex" xmlns:cx7="http://schemas.microsoft.com/office/drawing/2016/5/13/chartex" xmlns:cx8="http://schemas.microsoft.com/office/drawing/2016/5/14/chartex" xmlns:mc="http://schemas.openxmlformats.org/markup-compatibility/2006" xmlns:aink="http://schemas.microsoft.com/office/drawing/2016/ink" xmlns:am3d="http://schemas.microsoft.com/office/drawing/2017/model3d" xmlns:o="urn:schemas-microsoft-com:office:office" xmlns:oel="http://schemas.microsoft.com/office/2019/extlst" xmlns:r="http://schemas.openxmlformats.org/officeDocument/2006/relationships" xmlns:m="http://schemas.openxmlformats.org/officeDocument/2006/math" xmlns:v="urn:schemas-microsoft-com:vml" xmlns:wp14="http://schemas.microsoft.com/office/word/2010/wordprocessingDrawing" xmlns:wp="http://schemas.openxmlformats.org/drawingml/2006/wordprocessingDrawing" xmlns:w10="urn:schemas-microsoft-com:office:word" xmlns:w="http://schemas.openxmlformats.org/wordprocessingml/2006/main" xmlns:w14="http://schemas.microsoft.com/office/word/2010/wordml" xmlns:w15="http://schemas.microsoft.com/office/word/2012/wordml" xmlns:w16cex="http://schemas.microsoft.com/office/word/2018/wordml/cex" xmlns:w16cid="http://schemas.microsoft.com/office/word/2016/wordml/cid" xmlns:w16="http://schemas.microsoft.com/office/word/2018/wordml" xmlns:w16du="http://schemas.microsoft.com/office/word/2023/wordml/word16du" xmlns:w16sdtdh="http://schemas.microsoft.com/office/word/2020/wordml/sdtdatahash" xmlns:w16se="http://schemas.microsoft.com/office/word/2015/wordml/symex" xmlns:wpg="http://schemas.microsoft.com/office/word/2010/wordprocessingGroup" xmlns:wpi="http://schemas.microsoft.com/office/word/2010/wordprocessingInk" xmlns:wne="http://schemas.microsoft.com/office/word/2006/wordml" xmlns:wps="http://schemas.microsoft.com/office/word/2010/wordprocessingShape" mc:Ignorable="w14 w15 w16se w16cid w16 w16cex w16sdtdh wp14">
+<w:document xmlns:wpc="http://schemas.microsoft.com/office/word/2010/wordprocessingCanvas" xmlns:cx="http://schemas.microsoft.com/office/drawing/2014/chartex" xmlns:cx1="http://schemas.microsoft.com/office/drawing/2015/9/8/chartex" xmlns:cx2="http://schemas.microsoft.com/office/drawing/2015/10/21/chartex" xmlns:cx3="http://schemas.microsoft.com/office/drawing/2016/5/9/chartex" xmlns:cx4="http://schemas.microsoft.com/office/drawing/2016/5/10/chartex" xmlns:cx5="http://schemas.microsoft.com/office/drawing/2016/5/11/chartex" xmlns:cx6="http://schemas.microsoft.com/office/drawing/2016/5/12/chartex" xmlns:cx7="http://schemas.microsoft.com/office/drawing/2016/5/13/chartex" xmlns:cx8="http://schemas.microsoft.com/office/drawing/2016/5/14/chartex" xmlns:mc="http://schemas.openxmlformats.org/markup-compatibility/2006" xmlns:aink="http://schemas.microsoft.com/office/drawing/2016/ink" xmlns:am3d="http://schemas.microsoft.com/office/drawing/2017/model3d" xmlns:o="urn:schemas-microsoft-com:office:office" xmlns:oel="http://schemas.microsoft.com/office/2019/extlst" xmlns:r="http://schemas.openxmlformats.org/officeDocument/2006/relationships" xmlns:m="http://schemas.openxmlformats.org/officeDocument/2006/math" xmlns:v="urn:schemas-microsoft-com:vml" xmlns:wp14="http://schemas.microsoft.com/office/word/2010/wordprocessingDrawing" xmlns:wp="http://schemas.openxmlformats.org/drawingml/2006/wordprocessingDrawing" xmlns:w10="urn:schemas-microsoft-com:office:word" xmlns:w="http://schemas.openxmlformats.org/wordprocessingml/2006/main" xmlns:w14="http://schemas.microsoft.com/office/word/2010/wordml" xmlns:w15="http://schemas.microsoft.com/office/word/2012/wordml" xmlns:w16cex="http://schemas.microsoft.com/office/word/2018/wordml/cex" xmlns:w16cid="http://schemas.microsoft.com/office/word/2016/wordml/cid" xmlns:w16="http://schemas.microsoft.com/office/word/2018/wordml" xmlns:w16sdtdh="http://schemas.microsoft.com/office/word/2020/wordml/sdtdatahash" xmlns:w16se="http://schemas.microsoft.com/office/word/2015/wordml/symex" xmlns:wpg="http://schemas.microsoft.com/office/word/2010/wordprocessingGroup" xmlns:wpi="http://schemas.microsoft.com/office/word/2010/wordprocessingInk" xmlns:wne="http://schemas.microsoft.com/office/word/2006/wordml" xmlns:wps="http://schemas.microsoft.com/office/word/2010/wordprocessingShape" mc:Ignorable="w14 w15 w16se w16cid w16 w16cex w16sdtdh wp14">
   <w:body>
     <w:p>
       <w:pPr>
@@ -46,7 +46,7 @@
         <w:rPr>
           <w:rFonts w:cs="Cavolini"/>
         </w:rPr>
-        <w:t>1</w:t>
+        <w:t>2</w:t>
       </w:r>
     </w:p>
     <w:p>
@@ -593,15 +593,7 @@
         <w:t xml:space="preserve">With your partner or team, </w:t>
       </w:r>
       <w:r>
-        <w:t xml:space="preserve">discuss the use of the </w:t>
-      </w:r>
-      <w:proofErr w:type="gramStart"/>
-      <w:r>
-        <w:t>input(</w:t>
-      </w:r>
-      <w:proofErr w:type="gramEnd"/>
-      <w:r>
-        <w:t xml:space="preserve">) function and how keystrokes along with the Enter Key can be used to create a drive interface. </w:t>
+        <w:t xml:space="preserve">discuss the use of the input() function and how keystrokes along with the Enter Key can be used to create a drive interface. </w:t>
       </w:r>
       <w:r>
         <w:t>complete table 1 below</w:t>
@@ -1041,6 +1033,9 @@
       <w:r>
         <w:t>does the following</w:t>
       </w:r>
+      <w:r>
+        <w:t>.</w:t>
+      </w:r>
     </w:p>
     <w:p>
       <w:pPr>
@@ -1086,15 +1081,7 @@
         <w:t>commands</w:t>
       </w:r>
       <w:r>
-        <w:t xml:space="preserve">. Create a </w:t>
-      </w:r>
-      <w:proofErr w:type="gramStart"/>
-      <w:r>
-        <w:t>menu(</w:t>
-      </w:r>
-      <w:proofErr w:type="gramEnd"/>
-      <w:r>
-        <w:t>) function that provides this feature.</w:t>
+        <w:t>. Create a menu() function that provides this feature.</w:t>
       </w:r>
     </w:p>
     <w:p>
@@ -1175,6 +1162,101 @@
       <w:r>
         <w:t>.</w:t>
       </w:r>
+    </w:p>
+    <w:p>
+      <w:pPr>
+        <w:pStyle w:val="ListParagraph"/>
+        <w:numPr>
+          <w:ilvl w:val="0"/>
+          <w:numId w:val="25"/>
+        </w:numPr>
+        <w:spacing w:after="120"/>
+      </w:pPr>
+      <w:r>
+        <w:t xml:space="preserve">Use the </w:t>
+      </w:r>
+      <w:hyperlink r:id="rId8" w:history="1">
+        <w:r>
+          <w:rPr>
+            <w:rStyle w:val="Hyperlink"/>
+          </w:rPr>
+          <w:t>Home - Replit</w:t>
+        </w:r>
+      </w:hyperlink>
+      <w:r>
+        <w:t xml:space="preserve"> resource to create your solution. </w:t>
+      </w:r>
+    </w:p>
+    <w:p>
+      <w:pPr>
+        <w:pStyle w:val="ListParagraph"/>
+        <w:numPr>
+          <w:ilvl w:val="1"/>
+          <w:numId w:val="25"/>
+        </w:numPr>
+        <w:spacing w:after="120"/>
+      </w:pPr>
+      <w:r>
+        <w:t>Have one partner create the required piRover_keyboard.py file.</w:t>
+      </w:r>
+    </w:p>
+    <w:p>
+      <w:pPr>
+        <w:pStyle w:val="ListParagraph"/>
+        <w:numPr>
+          <w:ilvl w:val="1"/>
+          <w:numId w:val="25"/>
+        </w:numPr>
+        <w:spacing w:after="120"/>
+      </w:pPr>
+      <w:r>
+        <w:t xml:space="preserve">Share this link with </w:t>
+      </w:r>
+      <w:r>
+        <w:t>your partner(s).</w:t>
+      </w:r>
+    </w:p>
+    <w:p>
+      <w:pPr>
+        <w:pStyle w:val="ListParagraph"/>
+        <w:numPr>
+          <w:ilvl w:val="1"/>
+          <w:numId w:val="25"/>
+        </w:numPr>
+        <w:spacing w:after="120"/>
+      </w:pPr>
+      <w:r>
+        <w:t>Copy the public share link below.</w:t>
+      </w:r>
+    </w:p>
+    <w:tbl>
+      <w:tblPr>
+        <w:tblStyle w:val="TableGrid"/>
+        <w:tblW w:w="0" w:type="auto"/>
+        <w:tblInd w:w="1080" w:type="dxa"/>
+        <w:tblLook w:val="04A0" w:firstRow="1" w:lastRow="0" w:firstColumn="1" w:lastColumn="0" w:noHBand="0" w:noVBand="1"/>
+      </w:tblPr>
+      <w:tblGrid>
+        <w:gridCol w:w="8270"/>
+      </w:tblGrid>
+      <w:tr>
+        <w:tc>
+          <w:tcPr>
+            <w:tcW w:w="9350" w:type="dxa"/>
+          </w:tcPr>
+          <w:p>
+            <w:pPr>
+              <w:spacing w:after="120"/>
+            </w:pPr>
+          </w:p>
+        </w:tc>
+      </w:tr>
+    </w:tbl>
+    <w:p>
+      <w:pPr>
+        <w:spacing w:after="120"/>
+        <w:ind w:left="1080"/>
+      </w:pPr>
     </w:p>
     <w:p>
       <w:pPr>
@@ -1214,8 +1296,8 @@
       </w:r>
     </w:p>
     <w:sectPr>
-      <w:headerReference w:type="default" r:id="rId8"/>
-      <w:footerReference w:type="default" r:id="rId9"/>
+      <w:headerReference w:type="default" r:id="rId9"/>
+      <w:footerReference w:type="default" r:id="rId10"/>
       <w:pgSz w:w="12240" w:h="15840"/>
       <w:pgMar w:top="1440" w:right="1440" w:bottom="1440" w:left="1440" w:header="720" w:footer="720" w:gutter="0"/>
       <w:cols w:space="720"/>
@@ -1226,7 +1308,7 @@
 </file>
 
 <file path=word/endnotes.xml><?xml version="1.0" encoding="utf-8"?>
-<w:endnotes xmlns:wpc="http://schemas.microsoft.com/office/word/2010/wordprocessingCanvas" xmlns:cx="http://schemas.microsoft.com/office/drawing/2014/chartex" xmlns:cx1="http://schemas.microsoft.com/office/drawing/2015/9/8/chartex" xmlns:cx2="http://schemas.microsoft.com/office/drawing/2015/10/21/chartex" xmlns:cx3="http://schemas.microsoft.com/office/drawing/2016/5/9/chartex" xmlns:cx4="http://schemas.microsoft.com/office/drawing/2016/5/10/chartex" xmlns:cx5="http://schemas.microsoft.com/office/drawing/2016/5/11/chartex" xmlns:cx6="http://schemas.microsoft.com/office/drawing/2016/5/12/chartex" xmlns:cx7="http://schemas.microsoft.com/office/drawing/2016/5/13/chartex" xmlns:cx8="http://schemas.microsoft.com/office/drawing/2016/5/14/chartex" xmlns:mc="http://schemas.openxmlformats.org/markup-compatibility/2006" xmlns:aink="http://schemas.microsoft.com/office/drawing/2016/ink" xmlns:am3d="http://schemas.microsoft.com/office/drawing/2017/model3d" xmlns:o="urn:schemas-microsoft-com:office:office" xmlns:oel="http://schemas.microsoft.com/office/2019/extlst" xmlns:r="http://schemas.openxmlformats.org/officeDocument/2006/relationships" xmlns:m="http://schemas.openxmlformats.org/officeDocument/2006/math" xmlns:v="urn:schemas-microsoft-com:vml" xmlns:wp14="http://schemas.microsoft.com/office/word/2010/wordprocessingDrawing" xmlns:wp="http://schemas.openxmlformats.org/drawingml/2006/wordprocessingDrawing" xmlns:w10="urn:schemas-microsoft-com:office:word" xmlns:w="http://schemas.openxmlformats.org/wordprocessingml/2006/main" xmlns:w14="http://schemas.microsoft.com/office/word/2010/wordml" xmlns:w15="http://schemas.microsoft.com/office/word/2012/wordml" xmlns:w16cex="http://schemas.microsoft.com/office/word/2018/wordml/cex" xmlns:w16cid="http://schemas.microsoft.com/office/word/2016/wordml/cid" xmlns:w16="http://schemas.microsoft.com/office/word/2018/wordml" xmlns:w16du="http://schemas.microsoft.com/office/word/2023/wordml/word16du" xmlns:w16sdtdh="http://schemas.microsoft.com/office/word/2020/wordml/sdtdatahash" xmlns:w16se="http://schemas.microsoft.com/office/word/2015/wordml/symex" xmlns:wpg="http://schemas.microsoft.com/office/word/2010/wordprocessingGroup" xmlns:wpi="http://schemas.microsoft.com/office/word/2010/wordprocessingInk" xmlns:wne="http://schemas.microsoft.com/office/word/2006/wordml" xmlns:wps="http://schemas.microsoft.com/office/word/2010/wordprocessingShape" mc:Ignorable="w14 w15 w16se w16cid w16 w16cex w16sdtdh wp14">
+<w:endnotes xmlns:wpc="http://schemas.microsoft.com/office/word/2010/wordprocessingCanvas" xmlns:cx="http://schemas.microsoft.com/office/drawing/2014/chartex" xmlns:cx1="http://schemas.microsoft.com/office/drawing/2015/9/8/chartex" xmlns:cx2="http://schemas.microsoft.com/office/drawing/2015/10/21/chartex" xmlns:cx3="http://schemas.microsoft.com/office/drawing/2016/5/9/chartex" xmlns:cx4="http://schemas.microsoft.com/office/drawing/2016/5/10/chartex" xmlns:cx5="http://schemas.microsoft.com/office/drawing/2016/5/11/chartex" xmlns:cx6="http://schemas.microsoft.com/office/drawing/2016/5/12/chartex" xmlns:cx7="http://schemas.microsoft.com/office/drawing/2016/5/13/chartex" xmlns:cx8="http://schemas.microsoft.com/office/drawing/2016/5/14/chartex" xmlns:mc="http://schemas.openxmlformats.org/markup-compatibility/2006" xmlns:aink="http://schemas.microsoft.com/office/drawing/2016/ink" xmlns:am3d="http://schemas.microsoft.com/office/drawing/2017/model3d" xmlns:o="urn:schemas-microsoft-com:office:office" xmlns:oel="http://schemas.microsoft.com/office/2019/extlst" xmlns:r="http://schemas.openxmlformats.org/officeDocument/2006/relationships" xmlns:m="http://schemas.openxmlformats.org/officeDocument/2006/math" xmlns:v="urn:schemas-microsoft-com:vml" xmlns:wp14="http://schemas.microsoft.com/office/word/2010/wordprocessingDrawing" xmlns:wp="http://schemas.openxmlformats.org/drawingml/2006/wordprocessingDrawing" xmlns:w10="urn:schemas-microsoft-com:office:word" xmlns:w="http://schemas.openxmlformats.org/wordprocessingml/2006/main" xmlns:w14="http://schemas.microsoft.com/office/word/2010/wordml" xmlns:w15="http://schemas.microsoft.com/office/word/2012/wordml" xmlns:w16cex="http://schemas.microsoft.com/office/word/2018/wordml/cex" xmlns:w16cid="http://schemas.microsoft.com/office/word/2016/wordml/cid" xmlns:w16="http://schemas.microsoft.com/office/word/2018/wordml" xmlns:w16sdtdh="http://schemas.microsoft.com/office/word/2020/wordml/sdtdatahash" xmlns:w16se="http://schemas.microsoft.com/office/word/2015/wordml/symex" xmlns:wpg="http://schemas.microsoft.com/office/word/2010/wordprocessingGroup" xmlns:wpi="http://schemas.microsoft.com/office/word/2010/wordprocessingInk" xmlns:wne="http://schemas.microsoft.com/office/word/2006/wordml" xmlns:wps="http://schemas.microsoft.com/office/word/2010/wordprocessingShape" mc:Ignorable="w14 w15 w16se w16cid w16 w16cex w16sdtdh wp14">
   <w:endnote w:type="separator" w:id="-1">
     <w:p>
       <w:pPr>
@@ -1258,7 +1340,7 @@
 </file>
 
 <file path=word/footer1.xml><?xml version="1.0" encoding="utf-8"?>
-<w:ftr xmlns:wpc="http://schemas.microsoft.com/office/word/2010/wordprocessingCanvas" xmlns:cx="http://schemas.microsoft.com/office/drawing/2014/chartex" xmlns:cx1="http://schemas.microsoft.com/office/drawing/2015/9/8/chartex" xmlns:cx2="http://schemas.microsoft.com/office/drawing/2015/10/21/chartex" xmlns:cx3="http://schemas.microsoft.com/office/drawing/2016/5/9/chartex" xmlns:cx4="http://schemas.microsoft.com/office/drawing/2016/5/10/chartex" xmlns:cx5="http://schemas.microsoft.com/office/drawing/2016/5/11/chartex" xmlns:cx6="http://schemas.microsoft.com/office/drawing/2016/5/12/chartex" xmlns:cx7="http://schemas.microsoft.com/office/drawing/2016/5/13/chartex" xmlns:cx8="http://schemas.microsoft.com/office/drawing/2016/5/14/chartex" xmlns:mc="http://schemas.openxmlformats.org/markup-compatibility/2006" xmlns:aink="http://schemas.microsoft.com/office/drawing/2016/ink" xmlns:am3d="http://schemas.microsoft.com/office/drawing/2017/model3d" xmlns:o="urn:schemas-microsoft-com:office:office" xmlns:oel="http://schemas.microsoft.com/office/2019/extlst" xmlns:r="http://schemas.openxmlformats.org/officeDocument/2006/relationships" xmlns:m="http://schemas.openxmlformats.org/officeDocument/2006/math" xmlns:v="urn:schemas-microsoft-com:vml" xmlns:wp14="http://schemas.microsoft.com/office/word/2010/wordprocessingDrawing" xmlns:wp="http://schemas.openxmlformats.org/drawingml/2006/wordprocessingDrawing" xmlns:w10="urn:schemas-microsoft-com:office:word" xmlns:w="http://schemas.openxmlformats.org/wordprocessingml/2006/main" xmlns:w14="http://schemas.microsoft.com/office/word/2010/wordml" xmlns:w15="http://schemas.microsoft.com/office/word/2012/wordml" xmlns:w16cex="http://schemas.microsoft.com/office/word/2018/wordml/cex" xmlns:w16cid="http://schemas.microsoft.com/office/word/2016/wordml/cid" xmlns:w16="http://schemas.microsoft.com/office/word/2018/wordml" xmlns:w16du="http://schemas.microsoft.com/office/word/2023/wordml/word16du" xmlns:w16sdtdh="http://schemas.microsoft.com/office/word/2020/wordml/sdtdatahash" xmlns:w16se="http://schemas.microsoft.com/office/word/2015/wordml/symex" xmlns:wpg="http://schemas.microsoft.com/office/word/2010/wordprocessingGroup" xmlns:wpi="http://schemas.microsoft.com/office/word/2010/wordprocessingInk" xmlns:wne="http://schemas.microsoft.com/office/word/2006/wordml" xmlns:wps="http://schemas.microsoft.com/office/word/2010/wordprocessingShape" mc:Ignorable="w14 w15 w16se w16cid w16 w16cex w16sdtdh wp14">
+<w:ftr xmlns:wpc="http://schemas.microsoft.com/office/word/2010/wordprocessingCanvas" xmlns:cx="http://schemas.microsoft.com/office/drawing/2014/chartex" xmlns:cx1="http://schemas.microsoft.com/office/drawing/2015/9/8/chartex" xmlns:cx2="http://schemas.microsoft.com/office/drawing/2015/10/21/chartex" xmlns:cx3="http://schemas.microsoft.com/office/drawing/2016/5/9/chartex" xmlns:cx4="http://schemas.microsoft.com/office/drawing/2016/5/10/chartex" xmlns:cx5="http://schemas.microsoft.com/office/drawing/2016/5/11/chartex" xmlns:cx6="http://schemas.microsoft.com/office/drawing/2016/5/12/chartex" xmlns:cx7="http://schemas.microsoft.com/office/drawing/2016/5/13/chartex" xmlns:cx8="http://schemas.microsoft.com/office/drawing/2016/5/14/chartex" xmlns:mc="http://schemas.openxmlformats.org/markup-compatibility/2006" xmlns:aink="http://schemas.microsoft.com/office/drawing/2016/ink" xmlns:am3d="http://schemas.microsoft.com/office/drawing/2017/model3d" xmlns:o="urn:schemas-microsoft-com:office:office" xmlns:oel="http://schemas.microsoft.com/office/2019/extlst" xmlns:r="http://schemas.openxmlformats.org/officeDocument/2006/relationships" xmlns:m="http://schemas.openxmlformats.org/officeDocument/2006/math" xmlns:v="urn:schemas-microsoft-com:vml" xmlns:wp14="http://schemas.microsoft.com/office/word/2010/wordprocessingDrawing" xmlns:wp="http://schemas.openxmlformats.org/drawingml/2006/wordprocessingDrawing" xmlns:w10="urn:schemas-microsoft-com:office:word" xmlns:w="http://schemas.openxmlformats.org/wordprocessingml/2006/main" xmlns:w14="http://schemas.microsoft.com/office/word/2010/wordml" xmlns:w15="http://schemas.microsoft.com/office/word/2012/wordml" xmlns:w16cex="http://schemas.microsoft.com/office/word/2018/wordml/cex" xmlns:w16cid="http://schemas.microsoft.com/office/word/2016/wordml/cid" xmlns:w16="http://schemas.microsoft.com/office/word/2018/wordml" xmlns:w16sdtdh="http://schemas.microsoft.com/office/word/2020/wordml/sdtdatahash" xmlns:w16se="http://schemas.microsoft.com/office/word/2015/wordml/symex" xmlns:wpg="http://schemas.microsoft.com/office/word/2010/wordprocessingGroup" xmlns:wpi="http://schemas.microsoft.com/office/word/2010/wordprocessingInk" xmlns:wne="http://schemas.microsoft.com/office/word/2006/wordml" xmlns:wps="http://schemas.microsoft.com/office/word/2010/wordprocessingShape" mc:Ignorable="w14 w15 w16se w16cid w16 w16cex w16sdtdh wp14">
   <w:sdt>
     <w:sdtPr>
       <w:id w:val="973801655"/>
@@ -1327,7 +1409,7 @@
 </file>
 
 <file path=word/footnotes.xml><?xml version="1.0" encoding="utf-8"?>
-<w:footnotes xmlns:wpc="http://schemas.microsoft.com/office/word/2010/wordprocessingCanvas" xmlns:cx="http://schemas.microsoft.com/office/drawing/2014/chartex" xmlns:cx1="http://schemas.microsoft.com/office/drawing/2015/9/8/chartex" xmlns:cx2="http://schemas.microsoft.com/office/drawing/2015/10/21/chartex" xmlns:cx3="http://schemas.microsoft.com/office/drawing/2016/5/9/chartex" xmlns:cx4="http://schemas.microsoft.com/office/drawing/2016/5/10/chartex" xmlns:cx5="http://schemas.microsoft.com/office/drawing/2016/5/11/chartex" xmlns:cx6="http://schemas.microsoft.com/office/drawing/2016/5/12/chartex" xmlns:cx7="http://schemas.microsoft.com/office/drawing/2016/5/13/chartex" xmlns:cx8="http://schemas.microsoft.com/office/drawing/2016/5/14/chartex" xmlns:mc="http://schemas.openxmlformats.org/markup-compatibility/2006" xmlns:aink="http://schemas.microsoft.com/office/drawing/2016/ink" xmlns:am3d="http://schemas.microsoft.com/office/drawing/2017/model3d" xmlns:o="urn:schemas-microsoft-com:office:office" xmlns:oel="http://schemas.microsoft.com/office/2019/extlst" xmlns:r="http://schemas.openxmlformats.org/officeDocument/2006/relationships" xmlns:m="http://schemas.openxmlformats.org/officeDocument/2006/math" xmlns:v="urn:schemas-microsoft-com:vml" xmlns:wp14="http://schemas.microsoft.com/office/word/2010/wordprocessingDrawing" xmlns:wp="http://schemas.openxmlformats.org/drawingml/2006/wordprocessingDrawing" xmlns:w10="urn:schemas-microsoft-com:office:word" xmlns:w="http://schemas.openxmlformats.org/wordprocessingml/2006/main" xmlns:w14="http://schemas.microsoft.com/office/word/2010/wordml" xmlns:w15="http://schemas.microsoft.com/office/word/2012/wordml" xmlns:w16cex="http://schemas.microsoft.com/office/word/2018/wordml/cex" xmlns:w16cid="http://schemas.microsoft.com/office/word/2016/wordml/cid" xmlns:w16="http://schemas.microsoft.com/office/word/2018/wordml" xmlns:w16du="http://schemas.microsoft.com/office/word/2023/wordml/word16du" xmlns:w16sdtdh="http://schemas.microsoft.com/office/word/2020/wordml/sdtdatahash" xmlns:w16se="http://schemas.microsoft.com/office/word/2015/wordml/symex" xmlns:wpg="http://schemas.microsoft.com/office/word/2010/wordprocessingGroup" xmlns:wpi="http://schemas.microsoft.com/office/word/2010/wordprocessingInk" xmlns:wne="http://schemas.microsoft.com/office/word/2006/wordml" xmlns:wps="http://schemas.microsoft.com/office/word/2010/wordprocessingShape" mc:Ignorable="w14 w15 w16se w16cid w16 w16cex w16sdtdh wp14">
+<w:footnotes xmlns:wpc="http://schemas.microsoft.com/office/word/2010/wordprocessingCanvas" xmlns:cx="http://schemas.microsoft.com/office/drawing/2014/chartex" xmlns:cx1="http://schemas.microsoft.com/office/drawing/2015/9/8/chartex" xmlns:cx2="http://schemas.microsoft.com/office/drawing/2015/10/21/chartex" xmlns:cx3="http://schemas.microsoft.com/office/drawing/2016/5/9/chartex" xmlns:cx4="http://schemas.microsoft.com/office/drawing/2016/5/10/chartex" xmlns:cx5="http://schemas.microsoft.com/office/drawing/2016/5/11/chartex" xmlns:cx6="http://schemas.microsoft.com/office/drawing/2016/5/12/chartex" xmlns:cx7="http://schemas.microsoft.com/office/drawing/2016/5/13/chartex" xmlns:cx8="http://schemas.microsoft.com/office/drawing/2016/5/14/chartex" xmlns:mc="http://schemas.openxmlformats.org/markup-compatibility/2006" xmlns:aink="http://schemas.microsoft.com/office/drawing/2016/ink" xmlns:am3d="http://schemas.microsoft.com/office/drawing/2017/model3d" xmlns:o="urn:schemas-microsoft-com:office:office" xmlns:oel="http://schemas.microsoft.com/office/2019/extlst" xmlns:r="http://schemas.openxmlformats.org/officeDocument/2006/relationships" xmlns:m="http://schemas.openxmlformats.org/officeDocument/2006/math" xmlns:v="urn:schemas-microsoft-com:vml" xmlns:wp14="http://schemas.microsoft.com/office/word/2010/wordprocessingDrawing" xmlns:wp="http://schemas.openxmlformats.org/drawingml/2006/wordprocessingDrawing" xmlns:w10="urn:schemas-microsoft-com:office:word" xmlns:w="http://schemas.openxmlformats.org/wordprocessingml/2006/main" xmlns:w14="http://schemas.microsoft.com/office/word/2010/wordml" xmlns:w15="http://schemas.microsoft.com/office/word/2012/wordml" xmlns:w16cex="http://schemas.microsoft.com/office/word/2018/wordml/cex" xmlns:w16cid="http://schemas.microsoft.com/office/word/2016/wordml/cid" xmlns:w16="http://schemas.microsoft.com/office/word/2018/wordml" xmlns:w16sdtdh="http://schemas.microsoft.com/office/word/2020/wordml/sdtdatahash" xmlns:w16se="http://schemas.microsoft.com/office/word/2015/wordml/symex" xmlns:wpg="http://schemas.microsoft.com/office/word/2010/wordprocessingGroup" xmlns:wpi="http://schemas.microsoft.com/office/word/2010/wordprocessingInk" xmlns:wne="http://schemas.microsoft.com/office/word/2006/wordml" xmlns:wps="http://schemas.microsoft.com/office/word/2010/wordprocessingShape" mc:Ignorable="w14 w15 w16se w16cid w16 w16cex w16sdtdh wp14">
   <w:footnote w:type="separator" w:id="-1">
     <w:p>
       <w:pPr>
@@ -1359,7 +1441,7 @@
 </file>
 
 <file path=word/header1.xml><?xml version="1.0" encoding="utf-8"?>
-<w:hdr xmlns:wpc="http://schemas.microsoft.com/office/word/2010/wordprocessingCanvas" xmlns:cx="http://schemas.microsoft.com/office/drawing/2014/chartex" xmlns:cx1="http://schemas.microsoft.com/office/drawing/2015/9/8/chartex" xmlns:cx2="http://schemas.microsoft.com/office/drawing/2015/10/21/chartex" xmlns:cx3="http://schemas.microsoft.com/office/drawing/2016/5/9/chartex" xmlns:cx4="http://schemas.microsoft.com/office/drawing/2016/5/10/chartex" xmlns:cx5="http://schemas.microsoft.com/office/drawing/2016/5/11/chartex" xmlns:cx6="http://schemas.microsoft.com/office/drawing/2016/5/12/chartex" xmlns:cx7="http://schemas.microsoft.com/office/drawing/2016/5/13/chartex" xmlns:cx8="http://schemas.microsoft.com/office/drawing/2016/5/14/chartex" xmlns:mc="http://schemas.openxmlformats.org/markup-compatibility/2006" xmlns:aink="http://schemas.microsoft.com/office/drawing/2016/ink" xmlns:am3d="http://schemas.microsoft.com/office/drawing/2017/model3d" xmlns:o="urn:schemas-microsoft-com:office:office" xmlns:oel="http://schemas.microsoft.com/office/2019/extlst" xmlns:r="http://schemas.openxmlformats.org/officeDocument/2006/relationships" xmlns:m="http://schemas.openxmlformats.org/officeDocument/2006/math" xmlns:v="urn:schemas-microsoft-com:vml" xmlns:wp14="http://schemas.microsoft.com/office/word/2010/wordprocessingDrawing" xmlns:wp="http://schemas.openxmlformats.org/drawingml/2006/wordprocessingDrawing" xmlns:w10="urn:schemas-microsoft-com:office:word" xmlns:w="http://schemas.openxmlformats.org/wordprocessingml/2006/main" xmlns:w14="http://schemas.microsoft.com/office/word/2010/wordml" xmlns:w15="http://schemas.microsoft.com/office/word/2012/wordml" xmlns:w16cex="http://schemas.microsoft.com/office/word/2018/wordml/cex" xmlns:w16cid="http://schemas.microsoft.com/office/word/2016/wordml/cid" xmlns:w16="http://schemas.microsoft.com/office/word/2018/wordml" xmlns:w16du="http://schemas.microsoft.com/office/word/2023/wordml/word16du" xmlns:w16sdtdh="http://schemas.microsoft.com/office/word/2020/wordml/sdtdatahash" xmlns:w16se="http://schemas.microsoft.com/office/word/2015/wordml/symex" xmlns:wpg="http://schemas.microsoft.com/office/word/2010/wordprocessingGroup" xmlns:wpi="http://schemas.microsoft.com/office/word/2010/wordprocessingInk" xmlns:wne="http://schemas.microsoft.com/office/word/2006/wordml" xmlns:wps="http://schemas.microsoft.com/office/word/2010/wordprocessingShape" mc:Ignorable="w14 w15 w16se w16cid w16 w16cex w16sdtdh wp14">
+<w:hdr xmlns:wpc="http://schemas.microsoft.com/office/word/2010/wordprocessingCanvas" xmlns:cx="http://schemas.microsoft.com/office/drawing/2014/chartex" xmlns:cx1="http://schemas.microsoft.com/office/drawing/2015/9/8/chartex" xmlns:cx2="http://schemas.microsoft.com/office/drawing/2015/10/21/chartex" xmlns:cx3="http://schemas.microsoft.com/office/drawing/2016/5/9/chartex" xmlns:cx4="http://schemas.microsoft.com/office/drawing/2016/5/10/chartex" xmlns:cx5="http://schemas.microsoft.com/office/drawing/2016/5/11/chartex" xmlns:cx6="http://schemas.microsoft.com/office/drawing/2016/5/12/chartex" xmlns:cx7="http://schemas.microsoft.com/office/drawing/2016/5/13/chartex" xmlns:cx8="http://schemas.microsoft.com/office/drawing/2016/5/14/chartex" xmlns:mc="http://schemas.openxmlformats.org/markup-compatibility/2006" xmlns:aink="http://schemas.microsoft.com/office/drawing/2016/ink" xmlns:am3d="http://schemas.microsoft.com/office/drawing/2017/model3d" xmlns:o="urn:schemas-microsoft-com:office:office" xmlns:oel="http://schemas.microsoft.com/office/2019/extlst" xmlns:r="http://schemas.openxmlformats.org/officeDocument/2006/relationships" xmlns:m="http://schemas.openxmlformats.org/officeDocument/2006/math" xmlns:v="urn:schemas-microsoft-com:vml" xmlns:wp14="http://schemas.microsoft.com/office/word/2010/wordprocessingDrawing" xmlns:wp="http://schemas.openxmlformats.org/drawingml/2006/wordprocessingDrawing" xmlns:w10="urn:schemas-microsoft-com:office:word" xmlns:w="http://schemas.openxmlformats.org/wordprocessingml/2006/main" xmlns:w14="http://schemas.microsoft.com/office/word/2010/wordml" xmlns:w15="http://schemas.microsoft.com/office/word/2012/wordml" xmlns:w16cex="http://schemas.microsoft.com/office/word/2018/wordml/cex" xmlns:w16cid="http://schemas.microsoft.com/office/word/2016/wordml/cid" xmlns:w16="http://schemas.microsoft.com/office/word/2018/wordml" xmlns:w16sdtdh="http://schemas.microsoft.com/office/word/2020/wordml/sdtdatahash" xmlns:w16se="http://schemas.microsoft.com/office/word/2015/wordml/symex" xmlns:wpg="http://schemas.microsoft.com/office/word/2010/wordprocessingGroup" xmlns:wpi="http://schemas.microsoft.com/office/word/2010/wordprocessingInk" xmlns:wne="http://schemas.microsoft.com/office/word/2006/wordml" xmlns:wps="http://schemas.microsoft.com/office/word/2010/wordprocessingShape" mc:Ignorable="w14 w15 w16se w16cid w16 w16cex w16sdtdh wp14">
   <w:p>
     <w:pPr>
       <w:pStyle w:val="Heading1"/>
@@ -1379,7 +1461,7 @@
 </file>
 
 <file path=word/numbering.xml><?xml version="1.0" encoding="utf-8"?>
-<w:numbering xmlns:wpc="http://schemas.microsoft.com/office/word/2010/wordprocessingCanvas" xmlns:cx="http://schemas.microsoft.com/office/drawing/2014/chartex" xmlns:cx1="http://schemas.microsoft.com/office/drawing/2015/9/8/chartex" xmlns:cx2="http://schemas.microsoft.com/office/drawing/2015/10/21/chartex" xmlns:cx3="http://schemas.microsoft.com/office/drawing/2016/5/9/chartex" xmlns:cx4="http://schemas.microsoft.com/office/drawing/2016/5/10/chartex" xmlns:cx5="http://schemas.microsoft.com/office/drawing/2016/5/11/chartex" xmlns:cx6="http://schemas.microsoft.com/office/drawing/2016/5/12/chartex" xmlns:cx7="http://schemas.microsoft.com/office/drawing/2016/5/13/chartex" xmlns:cx8="http://schemas.microsoft.com/office/drawing/2016/5/14/chartex" xmlns:mc="http://schemas.openxmlformats.org/markup-compatibility/2006" xmlns:aink="http://schemas.microsoft.com/office/drawing/2016/ink" xmlns:am3d="http://schemas.microsoft.com/office/drawing/2017/model3d" xmlns:o="urn:schemas-microsoft-com:office:office" xmlns:oel="http://schemas.microsoft.com/office/2019/extlst" xmlns:r="http://schemas.openxmlformats.org/officeDocument/2006/relationships" xmlns:m="http://schemas.openxmlformats.org/officeDocument/2006/math" xmlns:v="urn:schemas-microsoft-com:vml" xmlns:wp14="http://schemas.microsoft.com/office/word/2010/wordprocessingDrawing" xmlns:wp="http://schemas.openxmlformats.org/drawingml/2006/wordprocessingDrawing" xmlns:w10="urn:schemas-microsoft-com:office:word" xmlns:w="http://schemas.openxmlformats.org/wordprocessingml/2006/main" xmlns:w14="http://schemas.microsoft.com/office/word/2010/wordml" xmlns:w15="http://schemas.microsoft.com/office/word/2012/wordml" xmlns:w16cex="http://schemas.microsoft.com/office/word/2018/wordml/cex" xmlns:w16cid="http://schemas.microsoft.com/office/word/2016/wordml/cid" xmlns:w16="http://schemas.microsoft.com/office/word/2018/wordml" xmlns:w16du="http://schemas.microsoft.com/office/word/2023/wordml/word16du" xmlns:w16sdtdh="http://schemas.microsoft.com/office/word/2020/wordml/sdtdatahash" xmlns:w16se="http://schemas.microsoft.com/office/word/2015/wordml/symex" xmlns:wpg="http://schemas.microsoft.com/office/word/2010/wordprocessingGroup" xmlns:wpi="http://schemas.microsoft.com/office/word/2010/wordprocessingInk" xmlns:wne="http://schemas.microsoft.com/office/word/2006/wordml" xmlns:wps="http://schemas.microsoft.com/office/word/2010/wordprocessingShape" mc:Ignorable="w14 w15 w16se w16cid w16 w16cex w16sdtdh wp14">
+<w:numbering xmlns:wpc="http://schemas.microsoft.com/office/word/2010/wordprocessingCanvas" xmlns:cx="http://schemas.microsoft.com/office/drawing/2014/chartex" xmlns:cx1="http://schemas.microsoft.com/office/drawing/2015/9/8/chartex" xmlns:cx2="http://schemas.microsoft.com/office/drawing/2015/10/21/chartex" xmlns:cx3="http://schemas.microsoft.com/office/drawing/2016/5/9/chartex" xmlns:cx4="http://schemas.microsoft.com/office/drawing/2016/5/10/chartex" xmlns:cx5="http://schemas.microsoft.com/office/drawing/2016/5/11/chartex" xmlns:cx6="http://schemas.microsoft.com/office/drawing/2016/5/12/chartex" xmlns:cx7="http://schemas.microsoft.com/office/drawing/2016/5/13/chartex" xmlns:cx8="http://schemas.microsoft.com/office/drawing/2016/5/14/chartex" xmlns:mc="http://schemas.openxmlformats.org/markup-compatibility/2006" xmlns:aink="http://schemas.microsoft.com/office/drawing/2016/ink" xmlns:am3d="http://schemas.microsoft.com/office/drawing/2017/model3d" xmlns:o="urn:schemas-microsoft-com:office:office" xmlns:oel="http://schemas.microsoft.com/office/2019/extlst" xmlns:r="http://schemas.openxmlformats.org/officeDocument/2006/relationships" xmlns:m="http://schemas.openxmlformats.org/officeDocument/2006/math" xmlns:v="urn:schemas-microsoft-com:vml" xmlns:wp14="http://schemas.microsoft.com/office/word/2010/wordprocessingDrawing" xmlns:wp="http://schemas.openxmlformats.org/drawingml/2006/wordprocessingDrawing" xmlns:w10="urn:schemas-microsoft-com:office:word" xmlns:w="http://schemas.openxmlformats.org/wordprocessingml/2006/main" xmlns:w14="http://schemas.microsoft.com/office/word/2010/wordml" xmlns:w15="http://schemas.microsoft.com/office/word/2012/wordml" xmlns:w16cex="http://schemas.microsoft.com/office/word/2018/wordml/cex" xmlns:w16cid="http://schemas.microsoft.com/office/word/2016/wordml/cid" xmlns:w16="http://schemas.microsoft.com/office/word/2018/wordml" xmlns:w16sdtdh="http://schemas.microsoft.com/office/word/2020/wordml/sdtdatahash" xmlns:w16se="http://schemas.microsoft.com/office/word/2015/wordml/symex" xmlns:wpg="http://schemas.microsoft.com/office/word/2010/wordprocessingGroup" xmlns:wpi="http://schemas.microsoft.com/office/word/2010/wordprocessingInk" xmlns:wne="http://schemas.microsoft.com/office/word/2006/wordml" xmlns:wps="http://schemas.microsoft.com/office/word/2010/wordprocessingShape" mc:Ignorable="w14 w15 w16se w16cid w16 w16cex w16sdtdh wp14">
   <w:abstractNum w:abstractNumId="0" w15:restartNumberingAfterBreak="0">
     <w:nsid w:val="04B07835"/>
     <w:multiLevelType w:val="hybridMultilevel"/>

--- a/lessons/32/KeyboardInterfaceDesign.docx
+++ b/lessons/32/KeyboardInterfaceDesign.docx
@@ -1,6 +1,6 @@
 
 <file path=word/document.xml><?xml version="1.0" encoding="utf-8"?>
-<w:document xmlns:wpc="http://schemas.microsoft.com/office/word/2010/wordprocessingCanvas" xmlns:cx="http://schemas.microsoft.com/office/drawing/2014/chartex" xmlns:cx1="http://schemas.microsoft.com/office/drawing/2015/9/8/chartex" xmlns:cx2="http://schemas.microsoft.com/office/drawing/2015/10/21/chartex" xmlns:cx3="http://schemas.microsoft.com/office/drawing/2016/5/9/chartex" xmlns:cx4="http://schemas.microsoft.com/office/drawing/2016/5/10/chartex" xmlns:cx5="http://schemas.microsoft.com/office/drawing/2016/5/11/chartex" xmlns:cx6="http://schemas.microsoft.com/office/drawing/2016/5/12/chartex" xmlns:cx7="http://schemas.microsoft.com/office/drawing/2016/5/13/chartex" xmlns:cx8="http://schemas.microsoft.com/office/drawing/2016/5/14/chartex" xmlns:mc="http://schemas.openxmlformats.org/markup-compatibility/2006" xmlns:aink="http://schemas.microsoft.com/office/drawing/2016/ink" xmlns:am3d="http://schemas.microsoft.com/office/drawing/2017/model3d" xmlns:o="urn:schemas-microsoft-com:office:office" xmlns:oel="http://schemas.microsoft.com/office/2019/extlst" xmlns:r="http://schemas.openxmlformats.org/officeDocument/2006/relationships" xmlns:m="http://schemas.openxmlformats.org/officeDocument/2006/math" xmlns:v="urn:schemas-microsoft-com:vml" xmlns:wp14="http://schemas.microsoft.com/office/word/2010/wordprocessingDrawing" xmlns:wp="http://schemas.openxmlformats.org/drawingml/2006/wordprocessingDrawing" xmlns:w10="urn:schemas-microsoft-com:office:word" xmlns:w="http://schemas.openxmlformats.org/wordprocessingml/2006/main" xmlns:w14="http://schemas.microsoft.com/office/word/2010/wordml" xmlns:w15="http://schemas.microsoft.com/office/word/2012/wordml" xmlns:w16cex="http://schemas.microsoft.com/office/word/2018/wordml/cex" xmlns:w16cid="http://schemas.microsoft.com/office/word/2016/wordml/cid" xmlns:w16="http://schemas.microsoft.com/office/word/2018/wordml" xmlns:w16sdtdh="http://schemas.microsoft.com/office/word/2020/wordml/sdtdatahash" xmlns:w16se="http://schemas.microsoft.com/office/word/2015/wordml/symex" xmlns:wpg="http://schemas.microsoft.com/office/word/2010/wordprocessingGroup" xmlns:wpi="http://schemas.microsoft.com/office/word/2010/wordprocessingInk" xmlns:wne="http://schemas.microsoft.com/office/word/2006/wordml" xmlns:wps="http://schemas.microsoft.com/office/word/2010/wordprocessingShape" mc:Ignorable="w14 w15 w16se w16cid w16 w16cex w16sdtdh wp14">
+<w:document xmlns:wpc="http://schemas.microsoft.com/office/word/2010/wordprocessingCanvas" xmlns:cx="http://schemas.microsoft.com/office/drawing/2014/chartex" xmlns:cx1="http://schemas.microsoft.com/office/drawing/2015/9/8/chartex" xmlns:cx2="http://schemas.microsoft.com/office/drawing/2015/10/21/chartex" xmlns:cx3="http://schemas.microsoft.com/office/drawing/2016/5/9/chartex" xmlns:cx4="http://schemas.microsoft.com/office/drawing/2016/5/10/chartex" xmlns:cx5="http://schemas.microsoft.com/office/drawing/2016/5/11/chartex" xmlns:cx6="http://schemas.microsoft.com/office/drawing/2016/5/12/chartex" xmlns:cx7="http://schemas.microsoft.com/office/drawing/2016/5/13/chartex" xmlns:cx8="http://schemas.microsoft.com/office/drawing/2016/5/14/chartex" xmlns:mc="http://schemas.openxmlformats.org/markup-compatibility/2006" xmlns:aink="http://schemas.microsoft.com/office/drawing/2016/ink" xmlns:am3d="http://schemas.microsoft.com/office/drawing/2017/model3d" xmlns:o="urn:schemas-microsoft-com:office:office" xmlns:oel="http://schemas.microsoft.com/office/2019/extlst" xmlns:r="http://schemas.openxmlformats.org/officeDocument/2006/relationships" xmlns:m="http://schemas.openxmlformats.org/officeDocument/2006/math" xmlns:v="urn:schemas-microsoft-com:vml" xmlns:wp14="http://schemas.microsoft.com/office/word/2010/wordprocessingDrawing" xmlns:wp="http://schemas.openxmlformats.org/drawingml/2006/wordprocessingDrawing" xmlns:w10="urn:schemas-microsoft-com:office:word" xmlns:w="http://schemas.openxmlformats.org/wordprocessingml/2006/main" xmlns:w14="http://schemas.microsoft.com/office/word/2010/wordml" xmlns:w15="http://schemas.microsoft.com/office/word/2012/wordml" xmlns:w16cex="http://schemas.microsoft.com/office/word/2018/wordml/cex" xmlns:w16cid="http://schemas.microsoft.com/office/word/2016/wordml/cid" xmlns:w16="http://schemas.microsoft.com/office/word/2018/wordml" xmlns:w16du="http://schemas.microsoft.com/office/word/2023/wordml/word16du" xmlns:w16sdtdh="http://schemas.microsoft.com/office/word/2020/wordml/sdtdatahash" xmlns:w16se="http://schemas.microsoft.com/office/word/2015/wordml/symex" xmlns:wpg="http://schemas.microsoft.com/office/word/2010/wordprocessingGroup" xmlns:wpi="http://schemas.microsoft.com/office/word/2010/wordprocessingInk" xmlns:wne="http://schemas.microsoft.com/office/word/2006/wordml" xmlns:wps="http://schemas.microsoft.com/office/word/2010/wordprocessingShape" mc:Ignorable="w14 w15 w16se w16cid w16 w16cex w16sdtdh w16du wp14">
   <w:body>
     <w:p>
       <w:pPr>
@@ -119,11 +119,16 @@
         <w:t>how can you map actions that will be eventually entered in the app to keyboard actions? You use the keyboard emulation as you test</w:t>
       </w:r>
       <w:r>
-        <w:t xml:space="preserve"> your final project. </w:t>
+        <w:t xml:space="preserve"> your final project</w:t>
+      </w:r>
+      <w:proofErr w:type="gramStart"/>
+      <w:r>
+        <w:t xml:space="preserve">. </w:t>
       </w:r>
       <w:r>
         <w:t xml:space="preserve"> </w:t>
       </w:r>
+      <w:proofErr w:type="gramEnd"/>
       <w:r>
         <w:t>You will list all action</w:t>
       </w:r>
@@ -1308,7 +1313,7 @@
 </file>
 
 <file path=word/endnotes.xml><?xml version="1.0" encoding="utf-8"?>
-<w:endnotes xmlns:wpc="http://schemas.microsoft.com/office/word/2010/wordprocessingCanvas" xmlns:cx="http://schemas.microsoft.com/office/drawing/2014/chartex" xmlns:cx1="http://schemas.microsoft.com/office/drawing/2015/9/8/chartex" xmlns:cx2="http://schemas.microsoft.com/office/drawing/2015/10/21/chartex" xmlns:cx3="http://schemas.microsoft.com/office/drawing/2016/5/9/chartex" xmlns:cx4="http://schemas.microsoft.com/office/drawing/2016/5/10/chartex" xmlns:cx5="http://schemas.microsoft.com/office/drawing/2016/5/11/chartex" xmlns:cx6="http://schemas.microsoft.com/office/drawing/2016/5/12/chartex" xmlns:cx7="http://schemas.microsoft.com/office/drawing/2016/5/13/chartex" xmlns:cx8="http://schemas.microsoft.com/office/drawing/2016/5/14/chartex" xmlns:mc="http://schemas.openxmlformats.org/markup-compatibility/2006" xmlns:aink="http://schemas.microsoft.com/office/drawing/2016/ink" xmlns:am3d="http://schemas.microsoft.com/office/drawing/2017/model3d" xmlns:o="urn:schemas-microsoft-com:office:office" xmlns:oel="http://schemas.microsoft.com/office/2019/extlst" xmlns:r="http://schemas.openxmlformats.org/officeDocument/2006/relationships" xmlns:m="http://schemas.openxmlformats.org/officeDocument/2006/math" xmlns:v="urn:schemas-microsoft-com:vml" xmlns:wp14="http://schemas.microsoft.com/office/word/2010/wordprocessingDrawing" xmlns:wp="http://schemas.openxmlformats.org/drawingml/2006/wordprocessingDrawing" xmlns:w10="urn:schemas-microsoft-com:office:word" xmlns:w="http://schemas.openxmlformats.org/wordprocessingml/2006/main" xmlns:w14="http://schemas.microsoft.com/office/word/2010/wordml" xmlns:w15="http://schemas.microsoft.com/office/word/2012/wordml" xmlns:w16cex="http://schemas.microsoft.com/office/word/2018/wordml/cex" xmlns:w16cid="http://schemas.microsoft.com/office/word/2016/wordml/cid" xmlns:w16="http://schemas.microsoft.com/office/word/2018/wordml" xmlns:w16sdtdh="http://schemas.microsoft.com/office/word/2020/wordml/sdtdatahash" xmlns:w16se="http://schemas.microsoft.com/office/word/2015/wordml/symex" xmlns:wpg="http://schemas.microsoft.com/office/word/2010/wordprocessingGroup" xmlns:wpi="http://schemas.microsoft.com/office/word/2010/wordprocessingInk" xmlns:wne="http://schemas.microsoft.com/office/word/2006/wordml" xmlns:wps="http://schemas.microsoft.com/office/word/2010/wordprocessingShape" mc:Ignorable="w14 w15 w16se w16cid w16 w16cex w16sdtdh wp14">
+<w:endnotes xmlns:wpc="http://schemas.microsoft.com/office/word/2010/wordprocessingCanvas" xmlns:cx="http://schemas.microsoft.com/office/drawing/2014/chartex" xmlns:cx1="http://schemas.microsoft.com/office/drawing/2015/9/8/chartex" xmlns:cx2="http://schemas.microsoft.com/office/drawing/2015/10/21/chartex" xmlns:cx3="http://schemas.microsoft.com/office/drawing/2016/5/9/chartex" xmlns:cx4="http://schemas.microsoft.com/office/drawing/2016/5/10/chartex" xmlns:cx5="http://schemas.microsoft.com/office/drawing/2016/5/11/chartex" xmlns:cx6="http://schemas.microsoft.com/office/drawing/2016/5/12/chartex" xmlns:cx7="http://schemas.microsoft.com/office/drawing/2016/5/13/chartex" xmlns:cx8="http://schemas.microsoft.com/office/drawing/2016/5/14/chartex" xmlns:mc="http://schemas.openxmlformats.org/markup-compatibility/2006" xmlns:aink="http://schemas.microsoft.com/office/drawing/2016/ink" xmlns:am3d="http://schemas.microsoft.com/office/drawing/2017/model3d" xmlns:o="urn:schemas-microsoft-com:office:office" xmlns:oel="http://schemas.microsoft.com/office/2019/extlst" xmlns:r="http://schemas.openxmlformats.org/officeDocument/2006/relationships" xmlns:m="http://schemas.openxmlformats.org/officeDocument/2006/math" xmlns:v="urn:schemas-microsoft-com:vml" xmlns:wp14="http://schemas.microsoft.com/office/word/2010/wordprocessingDrawing" xmlns:wp="http://schemas.openxmlformats.org/drawingml/2006/wordprocessingDrawing" xmlns:w10="urn:schemas-microsoft-com:office:word" xmlns:w="http://schemas.openxmlformats.org/wordprocessingml/2006/main" xmlns:w14="http://schemas.microsoft.com/office/word/2010/wordml" xmlns:w15="http://schemas.microsoft.com/office/word/2012/wordml" xmlns:w16cex="http://schemas.microsoft.com/office/word/2018/wordml/cex" xmlns:w16cid="http://schemas.microsoft.com/office/word/2016/wordml/cid" xmlns:w16="http://schemas.microsoft.com/office/word/2018/wordml" xmlns:w16du="http://schemas.microsoft.com/office/word/2023/wordml/word16du" xmlns:w16sdtdh="http://schemas.microsoft.com/office/word/2020/wordml/sdtdatahash" xmlns:w16se="http://schemas.microsoft.com/office/word/2015/wordml/symex" xmlns:wpg="http://schemas.microsoft.com/office/word/2010/wordprocessingGroup" xmlns:wpi="http://schemas.microsoft.com/office/word/2010/wordprocessingInk" xmlns:wne="http://schemas.microsoft.com/office/word/2006/wordml" xmlns:wps="http://schemas.microsoft.com/office/word/2010/wordprocessingShape" mc:Ignorable="w14 w15 w16se w16cid w16 w16cex w16sdtdh w16du wp14">
   <w:endnote w:type="separator" w:id="-1">
     <w:p>
       <w:pPr>
@@ -1340,7 +1345,7 @@
 </file>
 
 <file path=word/footer1.xml><?xml version="1.0" encoding="utf-8"?>
-<w:ftr xmlns:wpc="http://schemas.microsoft.com/office/word/2010/wordprocessingCanvas" xmlns:cx="http://schemas.microsoft.com/office/drawing/2014/chartex" xmlns:cx1="http://schemas.microsoft.com/office/drawing/2015/9/8/chartex" xmlns:cx2="http://schemas.microsoft.com/office/drawing/2015/10/21/chartex" xmlns:cx3="http://schemas.microsoft.com/office/drawing/2016/5/9/chartex" xmlns:cx4="http://schemas.microsoft.com/office/drawing/2016/5/10/chartex" xmlns:cx5="http://schemas.microsoft.com/office/drawing/2016/5/11/chartex" xmlns:cx6="http://schemas.microsoft.com/office/drawing/2016/5/12/chartex" xmlns:cx7="http://schemas.microsoft.com/office/drawing/2016/5/13/chartex" xmlns:cx8="http://schemas.microsoft.com/office/drawing/2016/5/14/chartex" xmlns:mc="http://schemas.openxmlformats.org/markup-compatibility/2006" xmlns:aink="http://schemas.microsoft.com/office/drawing/2016/ink" xmlns:am3d="http://schemas.microsoft.com/office/drawing/2017/model3d" xmlns:o="urn:schemas-microsoft-com:office:office" xmlns:oel="http://schemas.microsoft.com/office/2019/extlst" xmlns:r="http://schemas.openxmlformats.org/officeDocument/2006/relationships" xmlns:m="http://schemas.openxmlformats.org/officeDocument/2006/math" xmlns:v="urn:schemas-microsoft-com:vml" xmlns:wp14="http://schemas.microsoft.com/office/word/2010/wordprocessingDrawing" xmlns:wp="http://schemas.openxmlformats.org/drawingml/2006/wordprocessingDrawing" xmlns:w10="urn:schemas-microsoft-com:office:word" xmlns:w="http://schemas.openxmlformats.org/wordprocessingml/2006/main" xmlns:w14="http://schemas.microsoft.com/office/word/2010/wordml" xmlns:w15="http://schemas.microsoft.com/office/word/2012/wordml" xmlns:w16cex="http://schemas.microsoft.com/office/word/2018/wordml/cex" xmlns:w16cid="http://schemas.microsoft.com/office/word/2016/wordml/cid" xmlns:w16="http://schemas.microsoft.com/office/word/2018/wordml" xmlns:w16sdtdh="http://schemas.microsoft.com/office/word/2020/wordml/sdtdatahash" xmlns:w16se="http://schemas.microsoft.com/office/word/2015/wordml/symex" xmlns:wpg="http://schemas.microsoft.com/office/word/2010/wordprocessingGroup" xmlns:wpi="http://schemas.microsoft.com/office/word/2010/wordprocessingInk" xmlns:wne="http://schemas.microsoft.com/office/word/2006/wordml" xmlns:wps="http://schemas.microsoft.com/office/word/2010/wordprocessingShape" mc:Ignorable="w14 w15 w16se w16cid w16 w16cex w16sdtdh wp14">
+<w:ftr xmlns:wpc="http://schemas.microsoft.com/office/word/2010/wordprocessingCanvas" xmlns:cx="http://schemas.microsoft.com/office/drawing/2014/chartex" xmlns:cx1="http://schemas.microsoft.com/office/drawing/2015/9/8/chartex" xmlns:cx2="http://schemas.microsoft.com/office/drawing/2015/10/21/chartex" xmlns:cx3="http://schemas.microsoft.com/office/drawing/2016/5/9/chartex" xmlns:cx4="http://schemas.microsoft.com/office/drawing/2016/5/10/chartex" xmlns:cx5="http://schemas.microsoft.com/office/drawing/2016/5/11/chartex" xmlns:cx6="http://schemas.microsoft.com/office/drawing/2016/5/12/chartex" xmlns:cx7="http://schemas.microsoft.com/office/drawing/2016/5/13/chartex" xmlns:cx8="http://schemas.microsoft.com/office/drawing/2016/5/14/chartex" xmlns:mc="http://schemas.openxmlformats.org/markup-compatibility/2006" xmlns:aink="http://schemas.microsoft.com/office/drawing/2016/ink" xmlns:am3d="http://schemas.microsoft.com/office/drawing/2017/model3d" xmlns:o="urn:schemas-microsoft-com:office:office" xmlns:oel="http://schemas.microsoft.com/office/2019/extlst" xmlns:r="http://schemas.openxmlformats.org/officeDocument/2006/relationships" xmlns:m="http://schemas.openxmlformats.org/officeDocument/2006/math" xmlns:v="urn:schemas-microsoft-com:vml" xmlns:wp14="http://schemas.microsoft.com/office/word/2010/wordprocessingDrawing" xmlns:wp="http://schemas.openxmlformats.org/drawingml/2006/wordprocessingDrawing" xmlns:w10="urn:schemas-microsoft-com:office:word" xmlns:w="http://schemas.openxmlformats.org/wordprocessingml/2006/main" xmlns:w14="http://schemas.microsoft.com/office/word/2010/wordml" xmlns:w15="http://schemas.microsoft.com/office/word/2012/wordml" xmlns:w16cex="http://schemas.microsoft.com/office/word/2018/wordml/cex" xmlns:w16cid="http://schemas.microsoft.com/office/word/2016/wordml/cid" xmlns:w16="http://schemas.microsoft.com/office/word/2018/wordml" xmlns:w16du="http://schemas.microsoft.com/office/word/2023/wordml/word16du" xmlns:w16sdtdh="http://schemas.microsoft.com/office/word/2020/wordml/sdtdatahash" xmlns:w16se="http://schemas.microsoft.com/office/word/2015/wordml/symex" xmlns:wpg="http://schemas.microsoft.com/office/word/2010/wordprocessingGroup" xmlns:wpi="http://schemas.microsoft.com/office/word/2010/wordprocessingInk" xmlns:wne="http://schemas.microsoft.com/office/word/2006/wordml" xmlns:wps="http://schemas.microsoft.com/office/word/2010/wordprocessingShape" mc:Ignorable="w14 w15 w16se w16cid w16 w16cex w16sdtdh w16du wp14">
   <w:sdt>
     <w:sdtPr>
       <w:id w:val="973801655"/>
@@ -1409,7 +1414,7 @@
 </file>
 
 <file path=word/footnotes.xml><?xml version="1.0" encoding="utf-8"?>
-<w:footnotes xmlns:wpc="http://schemas.microsoft.com/office/word/2010/wordprocessingCanvas" xmlns:cx="http://schemas.microsoft.com/office/drawing/2014/chartex" xmlns:cx1="http://schemas.microsoft.com/office/drawing/2015/9/8/chartex" xmlns:cx2="http://schemas.microsoft.com/office/drawing/2015/10/21/chartex" xmlns:cx3="http://schemas.microsoft.com/office/drawing/2016/5/9/chartex" xmlns:cx4="http://schemas.microsoft.com/office/drawing/2016/5/10/chartex" xmlns:cx5="http://schemas.microsoft.com/office/drawing/2016/5/11/chartex" xmlns:cx6="http://schemas.microsoft.com/office/drawing/2016/5/12/chartex" xmlns:cx7="http://schemas.microsoft.com/office/drawing/2016/5/13/chartex" xmlns:cx8="http://schemas.microsoft.com/office/drawing/2016/5/14/chartex" xmlns:mc="http://schemas.openxmlformats.org/markup-compatibility/2006" xmlns:aink="http://schemas.microsoft.com/office/drawing/2016/ink" xmlns:am3d="http://schemas.microsoft.com/office/drawing/2017/model3d" xmlns:o="urn:schemas-microsoft-com:office:office" xmlns:oel="http://schemas.microsoft.com/office/2019/extlst" xmlns:r="http://schemas.openxmlformats.org/officeDocument/2006/relationships" xmlns:m="http://schemas.openxmlformats.org/officeDocument/2006/math" xmlns:v="urn:schemas-microsoft-com:vml" xmlns:wp14="http://schemas.microsoft.com/office/word/2010/wordprocessingDrawing" xmlns:wp="http://schemas.openxmlformats.org/drawingml/2006/wordprocessingDrawing" xmlns:w10="urn:schemas-microsoft-com:office:word" xmlns:w="http://schemas.openxmlformats.org/wordprocessingml/2006/main" xmlns:w14="http://schemas.microsoft.com/office/word/2010/wordml" xmlns:w15="http://schemas.microsoft.com/office/word/2012/wordml" xmlns:w16cex="http://schemas.microsoft.com/office/word/2018/wordml/cex" xmlns:w16cid="http://schemas.microsoft.com/office/word/2016/wordml/cid" xmlns:w16="http://schemas.microsoft.com/office/word/2018/wordml" xmlns:w16sdtdh="http://schemas.microsoft.com/office/word/2020/wordml/sdtdatahash" xmlns:w16se="http://schemas.microsoft.com/office/word/2015/wordml/symex" xmlns:wpg="http://schemas.microsoft.com/office/word/2010/wordprocessingGroup" xmlns:wpi="http://schemas.microsoft.com/office/word/2010/wordprocessingInk" xmlns:wne="http://schemas.microsoft.com/office/word/2006/wordml" xmlns:wps="http://schemas.microsoft.com/office/word/2010/wordprocessingShape" mc:Ignorable="w14 w15 w16se w16cid w16 w16cex w16sdtdh wp14">
+<w:footnotes xmlns:wpc="http://schemas.microsoft.com/office/word/2010/wordprocessingCanvas" xmlns:cx="http://schemas.microsoft.com/office/drawing/2014/chartex" xmlns:cx1="http://schemas.microsoft.com/office/drawing/2015/9/8/chartex" xmlns:cx2="http://schemas.microsoft.com/office/drawing/2015/10/21/chartex" xmlns:cx3="http://schemas.microsoft.com/office/drawing/2016/5/9/chartex" xmlns:cx4="http://schemas.microsoft.com/office/drawing/2016/5/10/chartex" xmlns:cx5="http://schemas.microsoft.com/office/drawing/2016/5/11/chartex" xmlns:cx6="http://schemas.microsoft.com/office/drawing/2016/5/12/chartex" xmlns:cx7="http://schemas.microsoft.com/office/drawing/2016/5/13/chartex" xmlns:cx8="http://schemas.microsoft.com/office/drawing/2016/5/14/chartex" xmlns:mc="http://schemas.openxmlformats.org/markup-compatibility/2006" xmlns:aink="http://schemas.microsoft.com/office/drawing/2016/ink" xmlns:am3d="http://schemas.microsoft.com/office/drawing/2017/model3d" xmlns:o="urn:schemas-microsoft-com:office:office" xmlns:oel="http://schemas.microsoft.com/office/2019/extlst" xmlns:r="http://schemas.openxmlformats.org/officeDocument/2006/relationships" xmlns:m="http://schemas.openxmlformats.org/officeDocument/2006/math" xmlns:v="urn:schemas-microsoft-com:vml" xmlns:wp14="http://schemas.microsoft.com/office/word/2010/wordprocessingDrawing" xmlns:wp="http://schemas.openxmlformats.org/drawingml/2006/wordprocessingDrawing" xmlns:w10="urn:schemas-microsoft-com:office:word" xmlns:w="http://schemas.openxmlformats.org/wordprocessingml/2006/main" xmlns:w14="http://schemas.microsoft.com/office/word/2010/wordml" xmlns:w15="http://schemas.microsoft.com/office/word/2012/wordml" xmlns:w16cex="http://schemas.microsoft.com/office/word/2018/wordml/cex" xmlns:w16cid="http://schemas.microsoft.com/office/word/2016/wordml/cid" xmlns:w16="http://schemas.microsoft.com/office/word/2018/wordml" xmlns:w16du="http://schemas.microsoft.com/office/word/2023/wordml/word16du" xmlns:w16sdtdh="http://schemas.microsoft.com/office/word/2020/wordml/sdtdatahash" xmlns:w16se="http://schemas.microsoft.com/office/word/2015/wordml/symex" xmlns:wpg="http://schemas.microsoft.com/office/word/2010/wordprocessingGroup" xmlns:wpi="http://schemas.microsoft.com/office/word/2010/wordprocessingInk" xmlns:wne="http://schemas.microsoft.com/office/word/2006/wordml" xmlns:wps="http://schemas.microsoft.com/office/word/2010/wordprocessingShape" mc:Ignorable="w14 w15 w16se w16cid w16 w16cex w16sdtdh w16du wp14">
   <w:footnote w:type="separator" w:id="-1">
     <w:p>
       <w:pPr>
@@ -1441,7 +1446,7 @@
 </file>
 
 <file path=word/header1.xml><?xml version="1.0" encoding="utf-8"?>
-<w:hdr xmlns:wpc="http://schemas.microsoft.com/office/word/2010/wordprocessingCanvas" xmlns:cx="http://schemas.microsoft.com/office/drawing/2014/chartex" xmlns:cx1="http://schemas.microsoft.com/office/drawing/2015/9/8/chartex" xmlns:cx2="http://schemas.microsoft.com/office/drawing/2015/10/21/chartex" xmlns:cx3="http://schemas.microsoft.com/office/drawing/2016/5/9/chartex" xmlns:cx4="http://schemas.microsoft.com/office/drawing/2016/5/10/chartex" xmlns:cx5="http://schemas.microsoft.com/office/drawing/2016/5/11/chartex" xmlns:cx6="http://schemas.microsoft.com/office/drawing/2016/5/12/chartex" xmlns:cx7="http://schemas.microsoft.com/office/drawing/2016/5/13/chartex" xmlns:cx8="http://schemas.microsoft.com/office/drawing/2016/5/14/chartex" xmlns:mc="http://schemas.openxmlformats.org/markup-compatibility/2006" xmlns:aink="http://schemas.microsoft.com/office/drawing/2016/ink" xmlns:am3d="http://schemas.microsoft.com/office/drawing/2017/model3d" xmlns:o="urn:schemas-microsoft-com:office:office" xmlns:oel="http://schemas.microsoft.com/office/2019/extlst" xmlns:r="http://schemas.openxmlformats.org/officeDocument/2006/relationships" xmlns:m="http://schemas.openxmlformats.org/officeDocument/2006/math" xmlns:v="urn:schemas-microsoft-com:vml" xmlns:wp14="http://schemas.microsoft.com/office/word/2010/wordprocessingDrawing" xmlns:wp="http://schemas.openxmlformats.org/drawingml/2006/wordprocessingDrawing" xmlns:w10="urn:schemas-microsoft-com:office:word" xmlns:w="http://schemas.openxmlformats.org/wordprocessingml/2006/main" xmlns:w14="http://schemas.microsoft.com/office/word/2010/wordml" xmlns:w15="http://schemas.microsoft.com/office/word/2012/wordml" xmlns:w16cex="http://schemas.microsoft.com/office/word/2018/wordml/cex" xmlns:w16cid="http://schemas.microsoft.com/office/word/2016/wordml/cid" xmlns:w16="http://schemas.microsoft.com/office/word/2018/wordml" xmlns:w16sdtdh="http://schemas.microsoft.com/office/word/2020/wordml/sdtdatahash" xmlns:w16se="http://schemas.microsoft.com/office/word/2015/wordml/symex" xmlns:wpg="http://schemas.microsoft.com/office/word/2010/wordprocessingGroup" xmlns:wpi="http://schemas.microsoft.com/office/word/2010/wordprocessingInk" xmlns:wne="http://schemas.microsoft.com/office/word/2006/wordml" xmlns:wps="http://schemas.microsoft.com/office/word/2010/wordprocessingShape" mc:Ignorable="w14 w15 w16se w16cid w16 w16cex w16sdtdh wp14">
+<w:hdr xmlns:wpc="http://schemas.microsoft.com/office/word/2010/wordprocessingCanvas" xmlns:cx="http://schemas.microsoft.com/office/drawing/2014/chartex" xmlns:cx1="http://schemas.microsoft.com/office/drawing/2015/9/8/chartex" xmlns:cx2="http://schemas.microsoft.com/office/drawing/2015/10/21/chartex" xmlns:cx3="http://schemas.microsoft.com/office/drawing/2016/5/9/chartex" xmlns:cx4="http://schemas.microsoft.com/office/drawing/2016/5/10/chartex" xmlns:cx5="http://schemas.microsoft.com/office/drawing/2016/5/11/chartex" xmlns:cx6="http://schemas.microsoft.com/office/drawing/2016/5/12/chartex" xmlns:cx7="http://schemas.microsoft.com/office/drawing/2016/5/13/chartex" xmlns:cx8="http://schemas.microsoft.com/office/drawing/2016/5/14/chartex" xmlns:mc="http://schemas.openxmlformats.org/markup-compatibility/2006" xmlns:aink="http://schemas.microsoft.com/office/drawing/2016/ink" xmlns:am3d="http://schemas.microsoft.com/office/drawing/2017/model3d" xmlns:o="urn:schemas-microsoft-com:office:office" xmlns:oel="http://schemas.microsoft.com/office/2019/extlst" xmlns:r="http://schemas.openxmlformats.org/officeDocument/2006/relationships" xmlns:m="http://schemas.openxmlformats.org/officeDocument/2006/math" xmlns:v="urn:schemas-microsoft-com:vml" xmlns:wp14="http://schemas.microsoft.com/office/word/2010/wordprocessingDrawing" xmlns:wp="http://schemas.openxmlformats.org/drawingml/2006/wordprocessingDrawing" xmlns:w10="urn:schemas-microsoft-com:office:word" xmlns:w="http://schemas.openxmlformats.org/wordprocessingml/2006/main" xmlns:w14="http://schemas.microsoft.com/office/word/2010/wordml" xmlns:w15="http://schemas.microsoft.com/office/word/2012/wordml" xmlns:w16cex="http://schemas.microsoft.com/office/word/2018/wordml/cex" xmlns:w16cid="http://schemas.microsoft.com/office/word/2016/wordml/cid" xmlns:w16="http://schemas.microsoft.com/office/word/2018/wordml" xmlns:w16du="http://schemas.microsoft.com/office/word/2023/wordml/word16du" xmlns:w16sdtdh="http://schemas.microsoft.com/office/word/2020/wordml/sdtdatahash" xmlns:w16se="http://schemas.microsoft.com/office/word/2015/wordml/symex" xmlns:wpg="http://schemas.microsoft.com/office/word/2010/wordprocessingGroup" xmlns:wpi="http://schemas.microsoft.com/office/word/2010/wordprocessingInk" xmlns:wne="http://schemas.microsoft.com/office/word/2006/wordml" xmlns:wps="http://schemas.microsoft.com/office/word/2010/wordprocessingShape" mc:Ignorable="w14 w15 w16se w16cid w16 w16cex w16sdtdh w16du wp14">
   <w:p>
     <w:pPr>
       <w:pStyle w:val="Heading1"/>
@@ -1461,7 +1466,7 @@
 </file>
 
 <file path=word/numbering.xml><?xml version="1.0" encoding="utf-8"?>
-<w:numbering xmlns:wpc="http://schemas.microsoft.com/office/word/2010/wordprocessingCanvas" xmlns:cx="http://schemas.microsoft.com/office/drawing/2014/chartex" xmlns:cx1="http://schemas.microsoft.com/office/drawing/2015/9/8/chartex" xmlns:cx2="http://schemas.microsoft.com/office/drawing/2015/10/21/chartex" xmlns:cx3="http://schemas.microsoft.com/office/drawing/2016/5/9/chartex" xmlns:cx4="http://schemas.microsoft.com/office/drawing/2016/5/10/chartex" xmlns:cx5="http://schemas.microsoft.com/office/drawing/2016/5/11/chartex" xmlns:cx6="http://schemas.microsoft.com/office/drawing/2016/5/12/chartex" xmlns:cx7="http://schemas.microsoft.com/office/drawing/2016/5/13/chartex" xmlns:cx8="http://schemas.microsoft.com/office/drawing/2016/5/14/chartex" xmlns:mc="http://schemas.openxmlformats.org/markup-compatibility/2006" xmlns:aink="http://schemas.microsoft.com/office/drawing/2016/ink" xmlns:am3d="http://schemas.microsoft.com/office/drawing/2017/model3d" xmlns:o="urn:schemas-microsoft-com:office:office" xmlns:oel="http://schemas.microsoft.com/office/2019/extlst" xmlns:r="http://schemas.openxmlformats.org/officeDocument/2006/relationships" xmlns:m="http://schemas.openxmlformats.org/officeDocument/2006/math" xmlns:v="urn:schemas-microsoft-com:vml" xmlns:wp14="http://schemas.microsoft.com/office/word/2010/wordprocessingDrawing" xmlns:wp="http://schemas.openxmlformats.org/drawingml/2006/wordprocessingDrawing" xmlns:w10="urn:schemas-microsoft-com:office:word" xmlns:w="http://schemas.openxmlformats.org/wordprocessingml/2006/main" xmlns:w14="http://schemas.microsoft.com/office/word/2010/wordml" xmlns:w15="http://schemas.microsoft.com/office/word/2012/wordml" xmlns:w16cex="http://schemas.microsoft.com/office/word/2018/wordml/cex" xmlns:w16cid="http://schemas.microsoft.com/office/word/2016/wordml/cid" xmlns:w16="http://schemas.microsoft.com/office/word/2018/wordml" xmlns:w16sdtdh="http://schemas.microsoft.com/office/word/2020/wordml/sdtdatahash" xmlns:w16se="http://schemas.microsoft.com/office/word/2015/wordml/symex" xmlns:wpg="http://schemas.microsoft.com/office/word/2010/wordprocessingGroup" xmlns:wpi="http://schemas.microsoft.com/office/word/2010/wordprocessingInk" xmlns:wne="http://schemas.microsoft.com/office/word/2006/wordml" xmlns:wps="http://schemas.microsoft.com/office/word/2010/wordprocessingShape" mc:Ignorable="w14 w15 w16se w16cid w16 w16cex w16sdtdh wp14">
+<w:numbering xmlns:wpc="http://schemas.microsoft.com/office/word/2010/wordprocessingCanvas" xmlns:cx="http://schemas.microsoft.com/office/drawing/2014/chartex" xmlns:cx1="http://schemas.microsoft.com/office/drawing/2015/9/8/chartex" xmlns:cx2="http://schemas.microsoft.com/office/drawing/2015/10/21/chartex" xmlns:cx3="http://schemas.microsoft.com/office/drawing/2016/5/9/chartex" xmlns:cx4="http://schemas.microsoft.com/office/drawing/2016/5/10/chartex" xmlns:cx5="http://schemas.microsoft.com/office/drawing/2016/5/11/chartex" xmlns:cx6="http://schemas.microsoft.com/office/drawing/2016/5/12/chartex" xmlns:cx7="http://schemas.microsoft.com/office/drawing/2016/5/13/chartex" xmlns:cx8="http://schemas.microsoft.com/office/drawing/2016/5/14/chartex" xmlns:mc="http://schemas.openxmlformats.org/markup-compatibility/2006" xmlns:aink="http://schemas.microsoft.com/office/drawing/2016/ink" xmlns:am3d="http://schemas.microsoft.com/office/drawing/2017/model3d" xmlns:o="urn:schemas-microsoft-com:office:office" xmlns:oel="http://schemas.microsoft.com/office/2019/extlst" xmlns:r="http://schemas.openxmlformats.org/officeDocument/2006/relationships" xmlns:m="http://schemas.openxmlformats.org/officeDocument/2006/math" xmlns:v="urn:schemas-microsoft-com:vml" xmlns:wp14="http://schemas.microsoft.com/office/word/2010/wordprocessingDrawing" xmlns:wp="http://schemas.openxmlformats.org/drawingml/2006/wordprocessingDrawing" xmlns:w10="urn:schemas-microsoft-com:office:word" xmlns:w="http://schemas.openxmlformats.org/wordprocessingml/2006/main" xmlns:w14="http://schemas.microsoft.com/office/word/2010/wordml" xmlns:w15="http://schemas.microsoft.com/office/word/2012/wordml" xmlns:w16cex="http://schemas.microsoft.com/office/word/2018/wordml/cex" xmlns:w16cid="http://schemas.microsoft.com/office/word/2016/wordml/cid" xmlns:w16="http://schemas.microsoft.com/office/word/2018/wordml" xmlns:w16du="http://schemas.microsoft.com/office/word/2023/wordml/word16du" xmlns:w16sdtdh="http://schemas.microsoft.com/office/word/2020/wordml/sdtdatahash" xmlns:w16se="http://schemas.microsoft.com/office/word/2015/wordml/symex" xmlns:wpg="http://schemas.microsoft.com/office/word/2010/wordprocessingGroup" xmlns:wpi="http://schemas.microsoft.com/office/word/2010/wordprocessingInk" xmlns:wne="http://schemas.microsoft.com/office/word/2006/wordml" xmlns:wps="http://schemas.microsoft.com/office/word/2010/wordprocessingShape" mc:Ignorable="w14 w15 w16se w16cid w16 w16cex w16sdtdh w16du wp14">
   <w:abstractNum w:abstractNumId="0" w15:restartNumberingAfterBreak="0">
     <w:nsid w:val="04B07835"/>
     <w:multiLevelType w:val="hybridMultilevel"/>
@@ -4356,7 +4361,7 @@
 </file>
 
 <file path=word/styles.xml><?xml version="1.0" encoding="utf-8"?>
-<w:styles xmlns:mc="http://schemas.openxmlformats.org/markup-compatibility/2006" xmlns:r="http://schemas.openxmlformats.org/officeDocument/2006/relationships" xmlns:w="http://schemas.openxmlformats.org/wordprocessingml/2006/main" xmlns:w14="http://schemas.microsoft.com/office/word/2010/wordml" xmlns:w15="http://schemas.microsoft.com/office/word/2012/wordml" xmlns:w16cex="http://schemas.microsoft.com/office/word/2018/wordml/cex" xmlns:w16cid="http://schemas.microsoft.com/office/word/2016/wordml/cid" xmlns:w16="http://schemas.microsoft.com/office/word/2018/wordml" xmlns:w16sdtdh="http://schemas.microsoft.com/office/word/2020/wordml/sdtdatahash" xmlns:w16se="http://schemas.microsoft.com/office/word/2015/wordml/symex" mc:Ignorable="w14 w15 w16se w16cid w16 w16cex w16sdtdh">
+<w:styles xmlns:mc="http://schemas.openxmlformats.org/markup-compatibility/2006" xmlns:r="http://schemas.openxmlformats.org/officeDocument/2006/relationships" xmlns:w="http://schemas.openxmlformats.org/wordprocessingml/2006/main" xmlns:w14="http://schemas.microsoft.com/office/word/2010/wordml" xmlns:w15="http://schemas.microsoft.com/office/word/2012/wordml" xmlns:w16cex="http://schemas.microsoft.com/office/word/2018/wordml/cex" xmlns:w16cid="http://schemas.microsoft.com/office/word/2016/wordml/cid" xmlns:w16="http://schemas.microsoft.com/office/word/2018/wordml" xmlns:w16du="http://schemas.microsoft.com/office/word/2023/wordml/word16du" xmlns:w16sdtdh="http://schemas.microsoft.com/office/word/2020/wordml/sdtdatahash" xmlns:w16se="http://schemas.microsoft.com/office/word/2015/wordml/symex" mc:Ignorable="w14 w15 w16se w16cid w16 w16cex w16sdtdh w16du">
   <w:docDefaults>
     <w:rPrDefault>
       <w:rPr>

--- a/lessons/32/KeyboardInterfaceDesign.docx
+++ b/lessons/32/KeyboardInterfaceDesign.docx
@@ -1,6 +1,6 @@
 
 <file path=word/document.xml><?xml version="1.0" encoding="utf-8"?>
-<w:document xmlns:wpc="http://schemas.microsoft.com/office/word/2010/wordprocessingCanvas" xmlns:cx="http://schemas.microsoft.com/office/drawing/2014/chartex" xmlns:cx1="http://schemas.microsoft.com/office/drawing/2015/9/8/chartex" xmlns:cx2="http://schemas.microsoft.com/office/drawing/2015/10/21/chartex" xmlns:cx3="http://schemas.microsoft.com/office/drawing/2016/5/9/chartex" xmlns:cx4="http://schemas.microsoft.com/office/drawing/2016/5/10/chartex" xmlns:cx5="http://schemas.microsoft.com/office/drawing/2016/5/11/chartex" xmlns:cx6="http://schemas.microsoft.com/office/drawing/2016/5/12/chartex" xmlns:cx7="http://schemas.microsoft.com/office/drawing/2016/5/13/chartex" xmlns:cx8="http://schemas.microsoft.com/office/drawing/2016/5/14/chartex" xmlns:mc="http://schemas.openxmlformats.org/markup-compatibility/2006" xmlns:aink="http://schemas.microsoft.com/office/drawing/2016/ink" xmlns:am3d="http://schemas.microsoft.com/office/drawing/2017/model3d" xmlns:o="urn:schemas-microsoft-com:office:office" xmlns:oel="http://schemas.microsoft.com/office/2019/extlst" xmlns:r="http://schemas.openxmlformats.org/officeDocument/2006/relationships" xmlns:m="http://schemas.openxmlformats.org/officeDocument/2006/math" xmlns:v="urn:schemas-microsoft-com:vml" xmlns:wp14="http://schemas.microsoft.com/office/word/2010/wordprocessingDrawing" xmlns:wp="http://schemas.openxmlformats.org/drawingml/2006/wordprocessingDrawing" xmlns:w10="urn:schemas-microsoft-com:office:word" xmlns:w="http://schemas.openxmlformats.org/wordprocessingml/2006/main" xmlns:w14="http://schemas.microsoft.com/office/word/2010/wordml" xmlns:w15="http://schemas.microsoft.com/office/word/2012/wordml" xmlns:w16cex="http://schemas.microsoft.com/office/word/2018/wordml/cex" xmlns:w16cid="http://schemas.microsoft.com/office/word/2016/wordml/cid" xmlns:w16="http://schemas.microsoft.com/office/word/2018/wordml" xmlns:w16du="http://schemas.microsoft.com/office/word/2023/wordml/word16du" xmlns:w16sdtdh="http://schemas.microsoft.com/office/word/2020/wordml/sdtdatahash" xmlns:w16se="http://schemas.microsoft.com/office/word/2015/wordml/symex" xmlns:wpg="http://schemas.microsoft.com/office/word/2010/wordprocessingGroup" xmlns:wpi="http://schemas.microsoft.com/office/word/2010/wordprocessingInk" xmlns:wne="http://schemas.microsoft.com/office/word/2006/wordml" xmlns:wps="http://schemas.microsoft.com/office/word/2010/wordprocessingShape" mc:Ignorable="w14 w15 w16se w16cid w16 w16cex w16sdtdh w16du wp14">
+<w:document xmlns:wpc="http://schemas.microsoft.com/office/word/2010/wordprocessingCanvas" xmlns:cx="http://schemas.microsoft.com/office/drawing/2014/chartex" xmlns:cx1="http://schemas.microsoft.com/office/drawing/2015/9/8/chartex" xmlns:cx2="http://schemas.microsoft.com/office/drawing/2015/10/21/chartex" xmlns:cx3="http://schemas.microsoft.com/office/drawing/2016/5/9/chartex" xmlns:cx4="http://schemas.microsoft.com/office/drawing/2016/5/10/chartex" xmlns:cx5="http://schemas.microsoft.com/office/drawing/2016/5/11/chartex" xmlns:cx6="http://schemas.microsoft.com/office/drawing/2016/5/12/chartex" xmlns:cx7="http://schemas.microsoft.com/office/drawing/2016/5/13/chartex" xmlns:cx8="http://schemas.microsoft.com/office/drawing/2016/5/14/chartex" xmlns:mc="http://schemas.openxmlformats.org/markup-compatibility/2006" xmlns:aink="http://schemas.microsoft.com/office/drawing/2016/ink" xmlns:am3d="http://schemas.microsoft.com/office/drawing/2017/model3d" xmlns:o="urn:schemas-microsoft-com:office:office" xmlns:oel="http://schemas.microsoft.com/office/2019/extlst" xmlns:r="http://schemas.openxmlformats.org/officeDocument/2006/relationships" xmlns:m="http://schemas.openxmlformats.org/officeDocument/2006/math" xmlns:v="urn:schemas-microsoft-com:vml" xmlns:wp14="http://schemas.microsoft.com/office/word/2010/wordprocessingDrawing" xmlns:wp="http://schemas.openxmlformats.org/drawingml/2006/wordprocessingDrawing" xmlns:w10="urn:schemas-microsoft-com:office:word" xmlns:w="http://schemas.openxmlformats.org/wordprocessingml/2006/main" xmlns:w14="http://schemas.microsoft.com/office/word/2010/wordml" xmlns:w15="http://schemas.microsoft.com/office/word/2012/wordml" xmlns:w16cex="http://schemas.microsoft.com/office/word/2018/wordml/cex" xmlns:w16cid="http://schemas.microsoft.com/office/word/2016/wordml/cid" xmlns:w16="http://schemas.microsoft.com/office/word/2018/wordml" xmlns:w16du="http://schemas.microsoft.com/office/word/2023/wordml/word16du" xmlns:w16sdtdh="http://schemas.microsoft.com/office/word/2020/wordml/sdtdatahash" xmlns:w16sdtfl="http://schemas.microsoft.com/office/word/2024/wordml/sdtformatlock" xmlns:w16se="http://schemas.microsoft.com/office/word/2015/wordml/symex" xmlns:wpg="http://schemas.microsoft.com/office/word/2010/wordprocessingGroup" xmlns:wpi="http://schemas.microsoft.com/office/word/2010/wordprocessingInk" xmlns:wne="http://schemas.microsoft.com/office/word/2006/wordml" xmlns:wps="http://schemas.microsoft.com/office/word/2010/wordprocessingShape" mc:Ignorable="w14 w15 w16se w16cid w16 w16cex w16sdtdh w16sdtfl w16du wp14">
   <w:body>
     <w:p>
       <w:pPr>
@@ -46,7 +46,7 @@
         <w:rPr>
           <w:rFonts w:cs="Cavolini"/>
         </w:rPr>
-        <w:t>2</w:t>
+        <w:t>1</w:t>
       </w:r>
     </w:p>
     <w:p>
@@ -119,16 +119,11 @@
         <w:t>how can you map actions that will be eventually entered in the app to keyboard actions? You use the keyboard emulation as you test</w:t>
       </w:r>
       <w:r>
-        <w:t xml:space="preserve"> your final project</w:t>
-      </w:r>
-      <w:proofErr w:type="gramStart"/>
-      <w:r>
-        <w:t xml:space="preserve">. </w:t>
+        <w:t xml:space="preserve"> your final project. </w:t>
       </w:r>
       <w:r>
         <w:t xml:space="preserve"> </w:t>
       </w:r>
-      <w:proofErr w:type="gramEnd"/>
       <w:r>
         <w:t>You will list all action</w:t>
       </w:r>
@@ -1038,9 +1033,6 @@
       <w:r>
         <w:t>does the following</w:t>
       </w:r>
-      <w:r>
-        <w:t>.</w:t>
-      </w:r>
     </w:p>
     <w:p>
       <w:pPr>
@@ -1167,101 +1159,6 @@
       <w:r>
         <w:t>.</w:t>
       </w:r>
-    </w:p>
-    <w:p>
-      <w:pPr>
-        <w:pStyle w:val="ListParagraph"/>
-        <w:numPr>
-          <w:ilvl w:val="0"/>
-          <w:numId w:val="25"/>
-        </w:numPr>
-        <w:spacing w:after="120"/>
-      </w:pPr>
-      <w:r>
-        <w:t xml:space="preserve">Use the </w:t>
-      </w:r>
-      <w:hyperlink r:id="rId8" w:history="1">
-        <w:r>
-          <w:rPr>
-            <w:rStyle w:val="Hyperlink"/>
-          </w:rPr>
-          <w:t>Home - Replit</w:t>
-        </w:r>
-      </w:hyperlink>
-      <w:r>
-        <w:t xml:space="preserve"> resource to create your solution. </w:t>
-      </w:r>
-    </w:p>
-    <w:p>
-      <w:pPr>
-        <w:pStyle w:val="ListParagraph"/>
-        <w:numPr>
-          <w:ilvl w:val="1"/>
-          <w:numId w:val="25"/>
-        </w:numPr>
-        <w:spacing w:after="120"/>
-      </w:pPr>
-      <w:r>
-        <w:t>Have one partner create the required piRover_keyboard.py file.</w:t>
-      </w:r>
-    </w:p>
-    <w:p>
-      <w:pPr>
-        <w:pStyle w:val="ListParagraph"/>
-        <w:numPr>
-          <w:ilvl w:val="1"/>
-          <w:numId w:val="25"/>
-        </w:numPr>
-        <w:spacing w:after="120"/>
-      </w:pPr>
-      <w:r>
-        <w:t xml:space="preserve">Share this link with </w:t>
-      </w:r>
-      <w:r>
-        <w:t>your partner(s).</w:t>
-      </w:r>
-    </w:p>
-    <w:p>
-      <w:pPr>
-        <w:pStyle w:val="ListParagraph"/>
-        <w:numPr>
-          <w:ilvl w:val="1"/>
-          <w:numId w:val="25"/>
-        </w:numPr>
-        <w:spacing w:after="120"/>
-      </w:pPr>
-      <w:r>
-        <w:t>Copy the public share link below.</w:t>
-      </w:r>
-    </w:p>
-    <w:tbl>
-      <w:tblPr>
-        <w:tblStyle w:val="TableGrid"/>
-        <w:tblW w:w="0" w:type="auto"/>
-        <w:tblInd w:w="1080" w:type="dxa"/>
-        <w:tblLook w:val="04A0" w:firstRow="1" w:lastRow="0" w:firstColumn="1" w:lastColumn="0" w:noHBand="0" w:noVBand="1"/>
-      </w:tblPr>
-      <w:tblGrid>
-        <w:gridCol w:w="8270"/>
-      </w:tblGrid>
-      <w:tr>
-        <w:tc>
-          <w:tcPr>
-            <w:tcW w:w="9350" w:type="dxa"/>
-          </w:tcPr>
-          <w:p>
-            <w:pPr>
-              <w:spacing w:after="120"/>
-            </w:pPr>
-          </w:p>
-        </w:tc>
-      </w:tr>
-    </w:tbl>
-    <w:p>
-      <w:pPr>
-        <w:spacing w:after="120"/>
-        <w:ind w:left="1080"/>
-      </w:pPr>
     </w:p>
     <w:p>
       <w:pPr>
@@ -1301,8 +1198,12 @@
       </w:r>
     </w:p>
     <w:sectPr>
+      <w:headerReference w:type="even" r:id="rId8"/>
       <w:headerReference w:type="default" r:id="rId9"/>
-      <w:footerReference w:type="default" r:id="rId10"/>
+      <w:footerReference w:type="even" r:id="rId10"/>
+      <w:footerReference w:type="default" r:id="rId11"/>
+      <w:headerReference w:type="first" r:id="rId12"/>
+      <w:footerReference w:type="first" r:id="rId13"/>
       <w:pgSz w:w="12240" w:h="15840"/>
       <w:pgMar w:top="1440" w:right="1440" w:bottom="1440" w:left="1440" w:header="720" w:footer="720" w:gutter="0"/>
       <w:cols w:space="720"/>
@@ -1313,7 +1214,7 @@
 </file>
 
 <file path=word/endnotes.xml><?xml version="1.0" encoding="utf-8"?>
-<w:endnotes xmlns:wpc="http://schemas.microsoft.com/office/word/2010/wordprocessingCanvas" xmlns:cx="http://schemas.microsoft.com/office/drawing/2014/chartex" xmlns:cx1="http://schemas.microsoft.com/office/drawing/2015/9/8/chartex" xmlns:cx2="http://schemas.microsoft.com/office/drawing/2015/10/21/chartex" xmlns:cx3="http://schemas.microsoft.com/office/drawing/2016/5/9/chartex" xmlns:cx4="http://schemas.microsoft.com/office/drawing/2016/5/10/chartex" xmlns:cx5="http://schemas.microsoft.com/office/drawing/2016/5/11/chartex" xmlns:cx6="http://schemas.microsoft.com/office/drawing/2016/5/12/chartex" xmlns:cx7="http://schemas.microsoft.com/office/drawing/2016/5/13/chartex" xmlns:cx8="http://schemas.microsoft.com/office/drawing/2016/5/14/chartex" xmlns:mc="http://schemas.openxmlformats.org/markup-compatibility/2006" xmlns:aink="http://schemas.microsoft.com/office/drawing/2016/ink" xmlns:am3d="http://schemas.microsoft.com/office/drawing/2017/model3d" xmlns:o="urn:schemas-microsoft-com:office:office" xmlns:oel="http://schemas.microsoft.com/office/2019/extlst" xmlns:r="http://schemas.openxmlformats.org/officeDocument/2006/relationships" xmlns:m="http://schemas.openxmlformats.org/officeDocument/2006/math" xmlns:v="urn:schemas-microsoft-com:vml" xmlns:wp14="http://schemas.microsoft.com/office/word/2010/wordprocessingDrawing" xmlns:wp="http://schemas.openxmlformats.org/drawingml/2006/wordprocessingDrawing" xmlns:w10="urn:schemas-microsoft-com:office:word" xmlns:w="http://schemas.openxmlformats.org/wordprocessingml/2006/main" xmlns:w14="http://schemas.microsoft.com/office/word/2010/wordml" xmlns:w15="http://schemas.microsoft.com/office/word/2012/wordml" xmlns:w16cex="http://schemas.microsoft.com/office/word/2018/wordml/cex" xmlns:w16cid="http://schemas.microsoft.com/office/word/2016/wordml/cid" xmlns:w16="http://schemas.microsoft.com/office/word/2018/wordml" xmlns:w16du="http://schemas.microsoft.com/office/word/2023/wordml/word16du" xmlns:w16sdtdh="http://schemas.microsoft.com/office/word/2020/wordml/sdtdatahash" xmlns:w16se="http://schemas.microsoft.com/office/word/2015/wordml/symex" xmlns:wpg="http://schemas.microsoft.com/office/word/2010/wordprocessingGroup" xmlns:wpi="http://schemas.microsoft.com/office/word/2010/wordprocessingInk" xmlns:wne="http://schemas.microsoft.com/office/word/2006/wordml" xmlns:wps="http://schemas.microsoft.com/office/word/2010/wordprocessingShape" mc:Ignorable="w14 w15 w16se w16cid w16 w16cex w16sdtdh w16du wp14">
+<w:endnotes xmlns:wpc="http://schemas.microsoft.com/office/word/2010/wordprocessingCanvas" xmlns:cx="http://schemas.microsoft.com/office/drawing/2014/chartex" xmlns:cx1="http://schemas.microsoft.com/office/drawing/2015/9/8/chartex" xmlns:cx2="http://schemas.microsoft.com/office/drawing/2015/10/21/chartex" xmlns:cx3="http://schemas.microsoft.com/office/drawing/2016/5/9/chartex" xmlns:cx4="http://schemas.microsoft.com/office/drawing/2016/5/10/chartex" xmlns:cx5="http://schemas.microsoft.com/office/drawing/2016/5/11/chartex" xmlns:cx6="http://schemas.microsoft.com/office/drawing/2016/5/12/chartex" xmlns:cx7="http://schemas.microsoft.com/office/drawing/2016/5/13/chartex" xmlns:cx8="http://schemas.microsoft.com/office/drawing/2016/5/14/chartex" xmlns:mc="http://schemas.openxmlformats.org/markup-compatibility/2006" xmlns:aink="http://schemas.microsoft.com/office/drawing/2016/ink" xmlns:am3d="http://schemas.microsoft.com/office/drawing/2017/model3d" xmlns:o="urn:schemas-microsoft-com:office:office" xmlns:oel="http://schemas.microsoft.com/office/2019/extlst" xmlns:r="http://schemas.openxmlformats.org/officeDocument/2006/relationships" xmlns:m="http://schemas.openxmlformats.org/officeDocument/2006/math" xmlns:v="urn:schemas-microsoft-com:vml" xmlns:wp14="http://schemas.microsoft.com/office/word/2010/wordprocessingDrawing" xmlns:wp="http://schemas.openxmlformats.org/drawingml/2006/wordprocessingDrawing" xmlns:w10="urn:schemas-microsoft-com:office:word" xmlns:w="http://schemas.openxmlformats.org/wordprocessingml/2006/main" xmlns:w14="http://schemas.microsoft.com/office/word/2010/wordml" xmlns:w15="http://schemas.microsoft.com/office/word/2012/wordml" xmlns:w16cex="http://schemas.microsoft.com/office/word/2018/wordml/cex" xmlns:w16cid="http://schemas.microsoft.com/office/word/2016/wordml/cid" xmlns:w16="http://schemas.microsoft.com/office/word/2018/wordml" xmlns:w16du="http://schemas.microsoft.com/office/word/2023/wordml/word16du" xmlns:w16sdtdh="http://schemas.microsoft.com/office/word/2020/wordml/sdtdatahash" xmlns:w16sdtfl="http://schemas.microsoft.com/office/word/2024/wordml/sdtformatlock" xmlns:w16se="http://schemas.microsoft.com/office/word/2015/wordml/symex" xmlns:wpg="http://schemas.microsoft.com/office/word/2010/wordprocessingGroup" xmlns:wpi="http://schemas.microsoft.com/office/word/2010/wordprocessingInk" xmlns:wne="http://schemas.microsoft.com/office/word/2006/wordml" xmlns:wps="http://schemas.microsoft.com/office/word/2010/wordprocessingShape" mc:Ignorable="w14 w15 w16se w16cid w16 w16cex w16sdtdh w16sdtfl w16du wp14">
   <w:endnote w:type="separator" w:id="-1">
     <w:p>
       <w:pPr>
@@ -1345,7 +1246,17 @@
 </file>
 
 <file path=word/footer1.xml><?xml version="1.0" encoding="utf-8"?>
-<w:ftr xmlns:wpc="http://schemas.microsoft.com/office/word/2010/wordprocessingCanvas" xmlns:cx="http://schemas.microsoft.com/office/drawing/2014/chartex" xmlns:cx1="http://schemas.microsoft.com/office/drawing/2015/9/8/chartex" xmlns:cx2="http://schemas.microsoft.com/office/drawing/2015/10/21/chartex" xmlns:cx3="http://schemas.microsoft.com/office/drawing/2016/5/9/chartex" xmlns:cx4="http://schemas.microsoft.com/office/drawing/2016/5/10/chartex" xmlns:cx5="http://schemas.microsoft.com/office/drawing/2016/5/11/chartex" xmlns:cx6="http://schemas.microsoft.com/office/drawing/2016/5/12/chartex" xmlns:cx7="http://schemas.microsoft.com/office/drawing/2016/5/13/chartex" xmlns:cx8="http://schemas.microsoft.com/office/drawing/2016/5/14/chartex" xmlns:mc="http://schemas.openxmlformats.org/markup-compatibility/2006" xmlns:aink="http://schemas.microsoft.com/office/drawing/2016/ink" xmlns:am3d="http://schemas.microsoft.com/office/drawing/2017/model3d" xmlns:o="urn:schemas-microsoft-com:office:office" xmlns:oel="http://schemas.microsoft.com/office/2019/extlst" xmlns:r="http://schemas.openxmlformats.org/officeDocument/2006/relationships" xmlns:m="http://schemas.openxmlformats.org/officeDocument/2006/math" xmlns:v="urn:schemas-microsoft-com:vml" xmlns:wp14="http://schemas.microsoft.com/office/word/2010/wordprocessingDrawing" xmlns:wp="http://schemas.openxmlformats.org/drawingml/2006/wordprocessingDrawing" xmlns:w10="urn:schemas-microsoft-com:office:word" xmlns:w="http://schemas.openxmlformats.org/wordprocessingml/2006/main" xmlns:w14="http://schemas.microsoft.com/office/word/2010/wordml" xmlns:w15="http://schemas.microsoft.com/office/word/2012/wordml" xmlns:w16cex="http://schemas.microsoft.com/office/word/2018/wordml/cex" xmlns:w16cid="http://schemas.microsoft.com/office/word/2016/wordml/cid" xmlns:w16="http://schemas.microsoft.com/office/word/2018/wordml" xmlns:w16du="http://schemas.microsoft.com/office/word/2023/wordml/word16du" xmlns:w16sdtdh="http://schemas.microsoft.com/office/word/2020/wordml/sdtdatahash" xmlns:w16se="http://schemas.microsoft.com/office/word/2015/wordml/symex" xmlns:wpg="http://schemas.microsoft.com/office/word/2010/wordprocessingGroup" xmlns:wpi="http://schemas.microsoft.com/office/word/2010/wordprocessingInk" xmlns:wne="http://schemas.microsoft.com/office/word/2006/wordml" xmlns:wps="http://schemas.microsoft.com/office/word/2010/wordprocessingShape" mc:Ignorable="w14 w15 w16se w16cid w16 w16cex w16sdtdh w16du wp14">
+<w:ftr xmlns:wpc="http://schemas.microsoft.com/office/word/2010/wordprocessingCanvas" xmlns:cx="http://schemas.microsoft.com/office/drawing/2014/chartex" xmlns:cx1="http://schemas.microsoft.com/office/drawing/2015/9/8/chartex" xmlns:cx2="http://schemas.microsoft.com/office/drawing/2015/10/21/chartex" xmlns:cx3="http://schemas.microsoft.com/office/drawing/2016/5/9/chartex" xmlns:cx4="http://schemas.microsoft.com/office/drawing/2016/5/10/chartex" xmlns:cx5="http://schemas.microsoft.com/office/drawing/2016/5/11/chartex" xmlns:cx6="http://schemas.microsoft.com/office/drawing/2016/5/12/chartex" xmlns:cx7="http://schemas.microsoft.com/office/drawing/2016/5/13/chartex" xmlns:cx8="http://schemas.microsoft.com/office/drawing/2016/5/14/chartex" xmlns:mc="http://schemas.openxmlformats.org/markup-compatibility/2006" xmlns:aink="http://schemas.microsoft.com/office/drawing/2016/ink" xmlns:am3d="http://schemas.microsoft.com/office/drawing/2017/model3d" xmlns:o="urn:schemas-microsoft-com:office:office" xmlns:oel="http://schemas.microsoft.com/office/2019/extlst" xmlns:r="http://schemas.openxmlformats.org/officeDocument/2006/relationships" xmlns:m="http://schemas.openxmlformats.org/officeDocument/2006/math" xmlns:v="urn:schemas-microsoft-com:vml" xmlns:wp14="http://schemas.microsoft.com/office/word/2010/wordprocessingDrawing" xmlns:wp="http://schemas.openxmlformats.org/drawingml/2006/wordprocessingDrawing" xmlns:w10="urn:schemas-microsoft-com:office:word" xmlns:w="http://schemas.openxmlformats.org/wordprocessingml/2006/main" xmlns:w14="http://schemas.microsoft.com/office/word/2010/wordml" xmlns:w15="http://schemas.microsoft.com/office/word/2012/wordml" xmlns:w16cex="http://schemas.microsoft.com/office/word/2018/wordml/cex" xmlns:w16cid="http://schemas.microsoft.com/office/word/2016/wordml/cid" xmlns:w16="http://schemas.microsoft.com/office/word/2018/wordml" xmlns:w16du="http://schemas.microsoft.com/office/word/2023/wordml/word16du" xmlns:w16sdtdh="http://schemas.microsoft.com/office/word/2020/wordml/sdtdatahash" xmlns:w16sdtfl="http://schemas.microsoft.com/office/word/2024/wordml/sdtformatlock" xmlns:w16se="http://schemas.microsoft.com/office/word/2015/wordml/symex" xmlns:wpg="http://schemas.microsoft.com/office/word/2010/wordprocessingGroup" xmlns:wpi="http://schemas.microsoft.com/office/word/2010/wordprocessingInk" xmlns:wne="http://schemas.microsoft.com/office/word/2006/wordml" xmlns:wps="http://schemas.microsoft.com/office/word/2010/wordprocessingShape" mc:Ignorable="w14 w15 w16se w16cid w16 w16cex w16sdtdh w16sdtfl w16du wp14">
+  <w:p>
+    <w:pPr>
+      <w:pStyle w:val="Footer"/>
+    </w:pPr>
+  </w:p>
+</w:ftr>
+</file>
+
+<file path=word/footer2.xml><?xml version="1.0" encoding="utf-8"?>
+<w:ftr xmlns:wpc="http://schemas.microsoft.com/office/word/2010/wordprocessingCanvas" xmlns:cx="http://schemas.microsoft.com/office/drawing/2014/chartex" xmlns:cx1="http://schemas.microsoft.com/office/drawing/2015/9/8/chartex" xmlns:cx2="http://schemas.microsoft.com/office/drawing/2015/10/21/chartex" xmlns:cx3="http://schemas.microsoft.com/office/drawing/2016/5/9/chartex" xmlns:cx4="http://schemas.microsoft.com/office/drawing/2016/5/10/chartex" xmlns:cx5="http://schemas.microsoft.com/office/drawing/2016/5/11/chartex" xmlns:cx6="http://schemas.microsoft.com/office/drawing/2016/5/12/chartex" xmlns:cx7="http://schemas.microsoft.com/office/drawing/2016/5/13/chartex" xmlns:cx8="http://schemas.microsoft.com/office/drawing/2016/5/14/chartex" xmlns:mc="http://schemas.openxmlformats.org/markup-compatibility/2006" xmlns:aink="http://schemas.microsoft.com/office/drawing/2016/ink" xmlns:am3d="http://schemas.microsoft.com/office/drawing/2017/model3d" xmlns:o="urn:schemas-microsoft-com:office:office" xmlns:oel="http://schemas.microsoft.com/office/2019/extlst" xmlns:r="http://schemas.openxmlformats.org/officeDocument/2006/relationships" xmlns:m="http://schemas.openxmlformats.org/officeDocument/2006/math" xmlns:v="urn:schemas-microsoft-com:vml" xmlns:wp14="http://schemas.microsoft.com/office/word/2010/wordprocessingDrawing" xmlns:wp="http://schemas.openxmlformats.org/drawingml/2006/wordprocessingDrawing" xmlns:w10="urn:schemas-microsoft-com:office:word" xmlns:w="http://schemas.openxmlformats.org/wordprocessingml/2006/main" xmlns:w14="http://schemas.microsoft.com/office/word/2010/wordml" xmlns:w15="http://schemas.microsoft.com/office/word/2012/wordml" xmlns:w16cex="http://schemas.microsoft.com/office/word/2018/wordml/cex" xmlns:w16cid="http://schemas.microsoft.com/office/word/2016/wordml/cid" xmlns:w16="http://schemas.microsoft.com/office/word/2018/wordml" xmlns:w16du="http://schemas.microsoft.com/office/word/2023/wordml/word16du" xmlns:w16sdtdh="http://schemas.microsoft.com/office/word/2020/wordml/sdtdatahash" xmlns:w16sdtfl="http://schemas.microsoft.com/office/word/2024/wordml/sdtformatlock" xmlns:w16se="http://schemas.microsoft.com/office/word/2015/wordml/symex" xmlns:wpg="http://schemas.microsoft.com/office/word/2010/wordprocessingGroup" xmlns:wpi="http://schemas.microsoft.com/office/word/2010/wordprocessingInk" xmlns:wne="http://schemas.microsoft.com/office/word/2006/wordml" xmlns:wps="http://schemas.microsoft.com/office/word/2010/wordprocessingShape" mc:Ignorable="w14 w15 w16se w16cid w16 w16cex w16sdtdh w16sdtfl w16du wp14">
   <w:sdt>
     <w:sdtPr>
       <w:id w:val="973801655"/>
@@ -1407,14 +1318,40 @@
         <w:sz w:val="18"/>
         <w:szCs w:val="18"/>
       </w:rPr>
-      <w:t>© 2020, Keith E. Kelly. All rights reserved.</w:t>
+      <w:t>© 202</w:t>
+    </w:r>
+    <w:r>
+      <w:rPr>
+        <w:rStyle w:val="SubtleEmphasis"/>
+        <w:sz w:val="18"/>
+        <w:szCs w:val="18"/>
+      </w:rPr>
+      <w:t>5</w:t>
+    </w:r>
+    <w:r>
+      <w:rPr>
+        <w:rStyle w:val="SubtleEmphasis"/>
+        <w:sz w:val="18"/>
+        <w:szCs w:val="18"/>
+      </w:rPr>
+      <w:t>, Keith E. Kelly. All rights reserved.</w:t>
     </w:r>
   </w:p>
 </w:ftr>
 </file>
 
+<file path=word/footer3.xml><?xml version="1.0" encoding="utf-8"?>
+<w:ftr xmlns:wpc="http://schemas.microsoft.com/office/word/2010/wordprocessingCanvas" xmlns:cx="http://schemas.microsoft.com/office/drawing/2014/chartex" xmlns:cx1="http://schemas.microsoft.com/office/drawing/2015/9/8/chartex" xmlns:cx2="http://schemas.microsoft.com/office/drawing/2015/10/21/chartex" xmlns:cx3="http://schemas.microsoft.com/office/drawing/2016/5/9/chartex" xmlns:cx4="http://schemas.microsoft.com/office/drawing/2016/5/10/chartex" xmlns:cx5="http://schemas.microsoft.com/office/drawing/2016/5/11/chartex" xmlns:cx6="http://schemas.microsoft.com/office/drawing/2016/5/12/chartex" xmlns:cx7="http://schemas.microsoft.com/office/drawing/2016/5/13/chartex" xmlns:cx8="http://schemas.microsoft.com/office/drawing/2016/5/14/chartex" xmlns:mc="http://schemas.openxmlformats.org/markup-compatibility/2006" xmlns:aink="http://schemas.microsoft.com/office/drawing/2016/ink" xmlns:am3d="http://schemas.microsoft.com/office/drawing/2017/model3d" xmlns:o="urn:schemas-microsoft-com:office:office" xmlns:oel="http://schemas.microsoft.com/office/2019/extlst" xmlns:r="http://schemas.openxmlformats.org/officeDocument/2006/relationships" xmlns:m="http://schemas.openxmlformats.org/officeDocument/2006/math" xmlns:v="urn:schemas-microsoft-com:vml" xmlns:wp14="http://schemas.microsoft.com/office/word/2010/wordprocessingDrawing" xmlns:wp="http://schemas.openxmlformats.org/drawingml/2006/wordprocessingDrawing" xmlns:w10="urn:schemas-microsoft-com:office:word" xmlns:w="http://schemas.openxmlformats.org/wordprocessingml/2006/main" xmlns:w14="http://schemas.microsoft.com/office/word/2010/wordml" xmlns:w15="http://schemas.microsoft.com/office/word/2012/wordml" xmlns:w16cex="http://schemas.microsoft.com/office/word/2018/wordml/cex" xmlns:w16cid="http://schemas.microsoft.com/office/word/2016/wordml/cid" xmlns:w16="http://schemas.microsoft.com/office/word/2018/wordml" xmlns:w16du="http://schemas.microsoft.com/office/word/2023/wordml/word16du" xmlns:w16sdtdh="http://schemas.microsoft.com/office/word/2020/wordml/sdtdatahash" xmlns:w16sdtfl="http://schemas.microsoft.com/office/word/2024/wordml/sdtformatlock" xmlns:w16se="http://schemas.microsoft.com/office/word/2015/wordml/symex" xmlns:wpg="http://schemas.microsoft.com/office/word/2010/wordprocessingGroup" xmlns:wpi="http://schemas.microsoft.com/office/word/2010/wordprocessingInk" xmlns:wne="http://schemas.microsoft.com/office/word/2006/wordml" xmlns:wps="http://schemas.microsoft.com/office/word/2010/wordprocessingShape" mc:Ignorable="w14 w15 w16se w16cid w16 w16cex w16sdtdh w16sdtfl w16du wp14">
+  <w:p>
+    <w:pPr>
+      <w:pStyle w:val="Footer"/>
+    </w:pPr>
+  </w:p>
+</w:ftr>
+</file>
+
 <file path=word/footnotes.xml><?xml version="1.0" encoding="utf-8"?>
-<w:footnotes xmlns:wpc="http://schemas.microsoft.com/office/word/2010/wordprocessingCanvas" xmlns:cx="http://schemas.microsoft.com/office/drawing/2014/chartex" xmlns:cx1="http://schemas.microsoft.com/office/drawing/2015/9/8/chartex" xmlns:cx2="http://schemas.microsoft.com/office/drawing/2015/10/21/chartex" xmlns:cx3="http://schemas.microsoft.com/office/drawing/2016/5/9/chartex" xmlns:cx4="http://schemas.microsoft.com/office/drawing/2016/5/10/chartex" xmlns:cx5="http://schemas.microsoft.com/office/drawing/2016/5/11/chartex" xmlns:cx6="http://schemas.microsoft.com/office/drawing/2016/5/12/chartex" xmlns:cx7="http://schemas.microsoft.com/office/drawing/2016/5/13/chartex" xmlns:cx8="http://schemas.microsoft.com/office/drawing/2016/5/14/chartex" xmlns:mc="http://schemas.openxmlformats.org/markup-compatibility/2006" xmlns:aink="http://schemas.microsoft.com/office/drawing/2016/ink" xmlns:am3d="http://schemas.microsoft.com/office/drawing/2017/model3d" xmlns:o="urn:schemas-microsoft-com:office:office" xmlns:oel="http://schemas.microsoft.com/office/2019/extlst" xmlns:r="http://schemas.openxmlformats.org/officeDocument/2006/relationships" xmlns:m="http://schemas.openxmlformats.org/officeDocument/2006/math" xmlns:v="urn:schemas-microsoft-com:vml" xmlns:wp14="http://schemas.microsoft.com/office/word/2010/wordprocessingDrawing" xmlns:wp="http://schemas.openxmlformats.org/drawingml/2006/wordprocessingDrawing" xmlns:w10="urn:schemas-microsoft-com:office:word" xmlns:w="http://schemas.openxmlformats.org/wordprocessingml/2006/main" xmlns:w14="http://schemas.microsoft.com/office/word/2010/wordml" xmlns:w15="http://schemas.microsoft.com/office/word/2012/wordml" xmlns:w16cex="http://schemas.microsoft.com/office/word/2018/wordml/cex" xmlns:w16cid="http://schemas.microsoft.com/office/word/2016/wordml/cid" xmlns:w16="http://schemas.microsoft.com/office/word/2018/wordml" xmlns:w16du="http://schemas.microsoft.com/office/word/2023/wordml/word16du" xmlns:w16sdtdh="http://schemas.microsoft.com/office/word/2020/wordml/sdtdatahash" xmlns:w16se="http://schemas.microsoft.com/office/word/2015/wordml/symex" xmlns:wpg="http://schemas.microsoft.com/office/word/2010/wordprocessingGroup" xmlns:wpi="http://schemas.microsoft.com/office/word/2010/wordprocessingInk" xmlns:wne="http://schemas.microsoft.com/office/word/2006/wordml" xmlns:wps="http://schemas.microsoft.com/office/word/2010/wordprocessingShape" mc:Ignorable="w14 w15 w16se w16cid w16 w16cex w16sdtdh w16du wp14">
+<w:footnotes xmlns:wpc="http://schemas.microsoft.com/office/word/2010/wordprocessingCanvas" xmlns:cx="http://schemas.microsoft.com/office/drawing/2014/chartex" xmlns:cx1="http://schemas.microsoft.com/office/drawing/2015/9/8/chartex" xmlns:cx2="http://schemas.microsoft.com/office/drawing/2015/10/21/chartex" xmlns:cx3="http://schemas.microsoft.com/office/drawing/2016/5/9/chartex" xmlns:cx4="http://schemas.microsoft.com/office/drawing/2016/5/10/chartex" xmlns:cx5="http://schemas.microsoft.com/office/drawing/2016/5/11/chartex" xmlns:cx6="http://schemas.microsoft.com/office/drawing/2016/5/12/chartex" xmlns:cx7="http://schemas.microsoft.com/office/drawing/2016/5/13/chartex" xmlns:cx8="http://schemas.microsoft.com/office/drawing/2016/5/14/chartex" xmlns:mc="http://schemas.openxmlformats.org/markup-compatibility/2006" xmlns:aink="http://schemas.microsoft.com/office/drawing/2016/ink" xmlns:am3d="http://schemas.microsoft.com/office/drawing/2017/model3d" xmlns:o="urn:schemas-microsoft-com:office:office" xmlns:oel="http://schemas.microsoft.com/office/2019/extlst" xmlns:r="http://schemas.openxmlformats.org/officeDocument/2006/relationships" xmlns:m="http://schemas.openxmlformats.org/officeDocument/2006/math" xmlns:v="urn:schemas-microsoft-com:vml" xmlns:wp14="http://schemas.microsoft.com/office/word/2010/wordprocessingDrawing" xmlns:wp="http://schemas.openxmlformats.org/drawingml/2006/wordprocessingDrawing" xmlns:w10="urn:schemas-microsoft-com:office:word" xmlns:w="http://schemas.openxmlformats.org/wordprocessingml/2006/main" xmlns:w14="http://schemas.microsoft.com/office/word/2010/wordml" xmlns:w15="http://schemas.microsoft.com/office/word/2012/wordml" xmlns:w16cex="http://schemas.microsoft.com/office/word/2018/wordml/cex" xmlns:w16cid="http://schemas.microsoft.com/office/word/2016/wordml/cid" xmlns:w16="http://schemas.microsoft.com/office/word/2018/wordml" xmlns:w16du="http://schemas.microsoft.com/office/word/2023/wordml/word16du" xmlns:w16sdtdh="http://schemas.microsoft.com/office/word/2020/wordml/sdtdatahash" xmlns:w16sdtfl="http://schemas.microsoft.com/office/word/2024/wordml/sdtformatlock" xmlns:w16se="http://schemas.microsoft.com/office/word/2015/wordml/symex" xmlns:wpg="http://schemas.microsoft.com/office/word/2010/wordprocessingGroup" xmlns:wpi="http://schemas.microsoft.com/office/word/2010/wordprocessingInk" xmlns:wne="http://schemas.microsoft.com/office/word/2006/wordml" xmlns:wps="http://schemas.microsoft.com/office/word/2010/wordprocessingShape" mc:Ignorable="w14 w15 w16se w16cid w16 w16cex w16sdtdh w16sdtfl w16du wp14">
   <w:footnote w:type="separator" w:id="-1">
     <w:p>
       <w:pPr>
@@ -1446,7 +1383,17 @@
 </file>
 
 <file path=word/header1.xml><?xml version="1.0" encoding="utf-8"?>
-<w:hdr xmlns:wpc="http://schemas.microsoft.com/office/word/2010/wordprocessingCanvas" xmlns:cx="http://schemas.microsoft.com/office/drawing/2014/chartex" xmlns:cx1="http://schemas.microsoft.com/office/drawing/2015/9/8/chartex" xmlns:cx2="http://schemas.microsoft.com/office/drawing/2015/10/21/chartex" xmlns:cx3="http://schemas.microsoft.com/office/drawing/2016/5/9/chartex" xmlns:cx4="http://schemas.microsoft.com/office/drawing/2016/5/10/chartex" xmlns:cx5="http://schemas.microsoft.com/office/drawing/2016/5/11/chartex" xmlns:cx6="http://schemas.microsoft.com/office/drawing/2016/5/12/chartex" xmlns:cx7="http://schemas.microsoft.com/office/drawing/2016/5/13/chartex" xmlns:cx8="http://schemas.microsoft.com/office/drawing/2016/5/14/chartex" xmlns:mc="http://schemas.openxmlformats.org/markup-compatibility/2006" xmlns:aink="http://schemas.microsoft.com/office/drawing/2016/ink" xmlns:am3d="http://schemas.microsoft.com/office/drawing/2017/model3d" xmlns:o="urn:schemas-microsoft-com:office:office" xmlns:oel="http://schemas.microsoft.com/office/2019/extlst" xmlns:r="http://schemas.openxmlformats.org/officeDocument/2006/relationships" xmlns:m="http://schemas.openxmlformats.org/officeDocument/2006/math" xmlns:v="urn:schemas-microsoft-com:vml" xmlns:wp14="http://schemas.microsoft.com/office/word/2010/wordprocessingDrawing" xmlns:wp="http://schemas.openxmlformats.org/drawingml/2006/wordprocessingDrawing" xmlns:w10="urn:schemas-microsoft-com:office:word" xmlns:w="http://schemas.openxmlformats.org/wordprocessingml/2006/main" xmlns:w14="http://schemas.microsoft.com/office/word/2010/wordml" xmlns:w15="http://schemas.microsoft.com/office/word/2012/wordml" xmlns:w16cex="http://schemas.microsoft.com/office/word/2018/wordml/cex" xmlns:w16cid="http://schemas.microsoft.com/office/word/2016/wordml/cid" xmlns:w16="http://schemas.microsoft.com/office/word/2018/wordml" xmlns:w16du="http://schemas.microsoft.com/office/word/2023/wordml/word16du" xmlns:w16sdtdh="http://schemas.microsoft.com/office/word/2020/wordml/sdtdatahash" xmlns:w16se="http://schemas.microsoft.com/office/word/2015/wordml/symex" xmlns:wpg="http://schemas.microsoft.com/office/word/2010/wordprocessingGroup" xmlns:wpi="http://schemas.microsoft.com/office/word/2010/wordprocessingInk" xmlns:wne="http://schemas.microsoft.com/office/word/2006/wordml" xmlns:wps="http://schemas.microsoft.com/office/word/2010/wordprocessingShape" mc:Ignorable="w14 w15 w16se w16cid w16 w16cex w16sdtdh w16du wp14">
+<w:hdr xmlns:wpc="http://schemas.microsoft.com/office/word/2010/wordprocessingCanvas" xmlns:cx="http://schemas.microsoft.com/office/drawing/2014/chartex" xmlns:cx1="http://schemas.microsoft.com/office/drawing/2015/9/8/chartex" xmlns:cx2="http://schemas.microsoft.com/office/drawing/2015/10/21/chartex" xmlns:cx3="http://schemas.microsoft.com/office/drawing/2016/5/9/chartex" xmlns:cx4="http://schemas.microsoft.com/office/drawing/2016/5/10/chartex" xmlns:cx5="http://schemas.microsoft.com/office/drawing/2016/5/11/chartex" xmlns:cx6="http://schemas.microsoft.com/office/drawing/2016/5/12/chartex" xmlns:cx7="http://schemas.microsoft.com/office/drawing/2016/5/13/chartex" xmlns:cx8="http://schemas.microsoft.com/office/drawing/2016/5/14/chartex" xmlns:mc="http://schemas.openxmlformats.org/markup-compatibility/2006" xmlns:aink="http://schemas.microsoft.com/office/drawing/2016/ink" xmlns:am3d="http://schemas.microsoft.com/office/drawing/2017/model3d" xmlns:o="urn:schemas-microsoft-com:office:office" xmlns:oel="http://schemas.microsoft.com/office/2019/extlst" xmlns:r="http://schemas.openxmlformats.org/officeDocument/2006/relationships" xmlns:m="http://schemas.openxmlformats.org/officeDocument/2006/math" xmlns:v="urn:schemas-microsoft-com:vml" xmlns:wp14="http://schemas.microsoft.com/office/word/2010/wordprocessingDrawing" xmlns:wp="http://schemas.openxmlformats.org/drawingml/2006/wordprocessingDrawing" xmlns:w10="urn:schemas-microsoft-com:office:word" xmlns:w="http://schemas.openxmlformats.org/wordprocessingml/2006/main" xmlns:w14="http://schemas.microsoft.com/office/word/2010/wordml" xmlns:w15="http://schemas.microsoft.com/office/word/2012/wordml" xmlns:w16cex="http://schemas.microsoft.com/office/word/2018/wordml/cex" xmlns:w16cid="http://schemas.microsoft.com/office/word/2016/wordml/cid" xmlns:w16="http://schemas.microsoft.com/office/word/2018/wordml" xmlns:w16du="http://schemas.microsoft.com/office/word/2023/wordml/word16du" xmlns:w16sdtdh="http://schemas.microsoft.com/office/word/2020/wordml/sdtdatahash" xmlns:w16sdtfl="http://schemas.microsoft.com/office/word/2024/wordml/sdtformatlock" xmlns:w16se="http://schemas.microsoft.com/office/word/2015/wordml/symex" xmlns:wpg="http://schemas.microsoft.com/office/word/2010/wordprocessingGroup" xmlns:wpi="http://schemas.microsoft.com/office/word/2010/wordprocessingInk" xmlns:wne="http://schemas.microsoft.com/office/word/2006/wordml" xmlns:wps="http://schemas.microsoft.com/office/word/2010/wordprocessingShape" mc:Ignorable="w14 w15 w16se w16cid w16 w16cex w16sdtdh w16sdtfl w16du wp14">
+  <w:p>
+    <w:pPr>
+      <w:pStyle w:val="Header"/>
+    </w:pPr>
+  </w:p>
+</w:hdr>
+</file>
+
+<file path=word/header2.xml><?xml version="1.0" encoding="utf-8"?>
+<w:hdr xmlns:wpc="http://schemas.microsoft.com/office/word/2010/wordprocessingCanvas" xmlns:cx="http://schemas.microsoft.com/office/drawing/2014/chartex" xmlns:cx1="http://schemas.microsoft.com/office/drawing/2015/9/8/chartex" xmlns:cx2="http://schemas.microsoft.com/office/drawing/2015/10/21/chartex" xmlns:cx3="http://schemas.microsoft.com/office/drawing/2016/5/9/chartex" xmlns:cx4="http://schemas.microsoft.com/office/drawing/2016/5/10/chartex" xmlns:cx5="http://schemas.microsoft.com/office/drawing/2016/5/11/chartex" xmlns:cx6="http://schemas.microsoft.com/office/drawing/2016/5/12/chartex" xmlns:cx7="http://schemas.microsoft.com/office/drawing/2016/5/13/chartex" xmlns:cx8="http://schemas.microsoft.com/office/drawing/2016/5/14/chartex" xmlns:mc="http://schemas.openxmlformats.org/markup-compatibility/2006" xmlns:aink="http://schemas.microsoft.com/office/drawing/2016/ink" xmlns:am3d="http://schemas.microsoft.com/office/drawing/2017/model3d" xmlns:o="urn:schemas-microsoft-com:office:office" xmlns:oel="http://schemas.microsoft.com/office/2019/extlst" xmlns:r="http://schemas.openxmlformats.org/officeDocument/2006/relationships" xmlns:m="http://schemas.openxmlformats.org/officeDocument/2006/math" xmlns:v="urn:schemas-microsoft-com:vml" xmlns:wp14="http://schemas.microsoft.com/office/word/2010/wordprocessingDrawing" xmlns:wp="http://schemas.openxmlformats.org/drawingml/2006/wordprocessingDrawing" xmlns:w10="urn:schemas-microsoft-com:office:word" xmlns:w="http://schemas.openxmlformats.org/wordprocessingml/2006/main" xmlns:w14="http://schemas.microsoft.com/office/word/2010/wordml" xmlns:w15="http://schemas.microsoft.com/office/word/2012/wordml" xmlns:w16cex="http://schemas.microsoft.com/office/word/2018/wordml/cex" xmlns:w16cid="http://schemas.microsoft.com/office/word/2016/wordml/cid" xmlns:w16="http://schemas.microsoft.com/office/word/2018/wordml" xmlns:w16du="http://schemas.microsoft.com/office/word/2023/wordml/word16du" xmlns:w16sdtdh="http://schemas.microsoft.com/office/word/2020/wordml/sdtdatahash" xmlns:w16sdtfl="http://schemas.microsoft.com/office/word/2024/wordml/sdtformatlock" xmlns:w16se="http://schemas.microsoft.com/office/word/2015/wordml/symex" xmlns:wpg="http://schemas.microsoft.com/office/word/2010/wordprocessingGroup" xmlns:wpi="http://schemas.microsoft.com/office/word/2010/wordprocessingInk" xmlns:wne="http://schemas.microsoft.com/office/word/2006/wordml" xmlns:wps="http://schemas.microsoft.com/office/word/2010/wordprocessingShape" mc:Ignorable="w14 w15 w16se w16cid w16 w16cex w16sdtdh w16sdtfl w16du wp14">
   <w:p>
     <w:pPr>
       <w:pStyle w:val="Heading1"/>
@@ -1465,8 +1412,18 @@
 </w:hdr>
 </file>
 
+<file path=word/header3.xml><?xml version="1.0" encoding="utf-8"?>
+<w:hdr xmlns:wpc="http://schemas.microsoft.com/office/word/2010/wordprocessingCanvas" xmlns:cx="http://schemas.microsoft.com/office/drawing/2014/chartex" xmlns:cx1="http://schemas.microsoft.com/office/drawing/2015/9/8/chartex" xmlns:cx2="http://schemas.microsoft.com/office/drawing/2015/10/21/chartex" xmlns:cx3="http://schemas.microsoft.com/office/drawing/2016/5/9/chartex" xmlns:cx4="http://schemas.microsoft.com/office/drawing/2016/5/10/chartex" xmlns:cx5="http://schemas.microsoft.com/office/drawing/2016/5/11/chartex" xmlns:cx6="http://schemas.microsoft.com/office/drawing/2016/5/12/chartex" xmlns:cx7="http://schemas.microsoft.com/office/drawing/2016/5/13/chartex" xmlns:cx8="http://schemas.microsoft.com/office/drawing/2016/5/14/chartex" xmlns:mc="http://schemas.openxmlformats.org/markup-compatibility/2006" xmlns:aink="http://schemas.microsoft.com/office/drawing/2016/ink" xmlns:am3d="http://schemas.microsoft.com/office/drawing/2017/model3d" xmlns:o="urn:schemas-microsoft-com:office:office" xmlns:oel="http://schemas.microsoft.com/office/2019/extlst" xmlns:r="http://schemas.openxmlformats.org/officeDocument/2006/relationships" xmlns:m="http://schemas.openxmlformats.org/officeDocument/2006/math" xmlns:v="urn:schemas-microsoft-com:vml" xmlns:wp14="http://schemas.microsoft.com/office/word/2010/wordprocessingDrawing" xmlns:wp="http://schemas.openxmlformats.org/drawingml/2006/wordprocessingDrawing" xmlns:w10="urn:schemas-microsoft-com:office:word" xmlns:w="http://schemas.openxmlformats.org/wordprocessingml/2006/main" xmlns:w14="http://schemas.microsoft.com/office/word/2010/wordml" xmlns:w15="http://schemas.microsoft.com/office/word/2012/wordml" xmlns:w16cex="http://schemas.microsoft.com/office/word/2018/wordml/cex" xmlns:w16cid="http://schemas.microsoft.com/office/word/2016/wordml/cid" xmlns:w16="http://schemas.microsoft.com/office/word/2018/wordml" xmlns:w16du="http://schemas.microsoft.com/office/word/2023/wordml/word16du" xmlns:w16sdtdh="http://schemas.microsoft.com/office/word/2020/wordml/sdtdatahash" xmlns:w16sdtfl="http://schemas.microsoft.com/office/word/2024/wordml/sdtformatlock" xmlns:w16se="http://schemas.microsoft.com/office/word/2015/wordml/symex" xmlns:wpg="http://schemas.microsoft.com/office/word/2010/wordprocessingGroup" xmlns:wpi="http://schemas.microsoft.com/office/word/2010/wordprocessingInk" xmlns:wne="http://schemas.microsoft.com/office/word/2006/wordml" xmlns:wps="http://schemas.microsoft.com/office/word/2010/wordprocessingShape" mc:Ignorable="w14 w15 w16se w16cid w16 w16cex w16sdtdh w16sdtfl w16du wp14">
+  <w:p>
+    <w:pPr>
+      <w:pStyle w:val="Header"/>
+    </w:pPr>
+  </w:p>
+</w:hdr>
+</file>
+
 <file path=word/numbering.xml><?xml version="1.0" encoding="utf-8"?>
-<w:numbering xmlns:wpc="http://schemas.microsoft.com/office/word/2010/wordprocessingCanvas" xmlns:cx="http://schemas.microsoft.com/office/drawing/2014/chartex" xmlns:cx1="http://schemas.microsoft.com/office/drawing/2015/9/8/chartex" xmlns:cx2="http://schemas.microsoft.com/office/drawing/2015/10/21/chartex" xmlns:cx3="http://schemas.microsoft.com/office/drawing/2016/5/9/chartex" xmlns:cx4="http://schemas.microsoft.com/office/drawing/2016/5/10/chartex" xmlns:cx5="http://schemas.microsoft.com/office/drawing/2016/5/11/chartex" xmlns:cx6="http://schemas.microsoft.com/office/drawing/2016/5/12/chartex" xmlns:cx7="http://schemas.microsoft.com/office/drawing/2016/5/13/chartex" xmlns:cx8="http://schemas.microsoft.com/office/drawing/2016/5/14/chartex" xmlns:mc="http://schemas.openxmlformats.org/markup-compatibility/2006" xmlns:aink="http://schemas.microsoft.com/office/drawing/2016/ink" xmlns:am3d="http://schemas.microsoft.com/office/drawing/2017/model3d" xmlns:o="urn:schemas-microsoft-com:office:office" xmlns:oel="http://schemas.microsoft.com/office/2019/extlst" xmlns:r="http://schemas.openxmlformats.org/officeDocument/2006/relationships" xmlns:m="http://schemas.openxmlformats.org/officeDocument/2006/math" xmlns:v="urn:schemas-microsoft-com:vml" xmlns:wp14="http://schemas.microsoft.com/office/word/2010/wordprocessingDrawing" xmlns:wp="http://schemas.openxmlformats.org/drawingml/2006/wordprocessingDrawing" xmlns:w10="urn:schemas-microsoft-com:office:word" xmlns:w="http://schemas.openxmlformats.org/wordprocessingml/2006/main" xmlns:w14="http://schemas.microsoft.com/office/word/2010/wordml" xmlns:w15="http://schemas.microsoft.com/office/word/2012/wordml" xmlns:w16cex="http://schemas.microsoft.com/office/word/2018/wordml/cex" xmlns:w16cid="http://schemas.microsoft.com/office/word/2016/wordml/cid" xmlns:w16="http://schemas.microsoft.com/office/word/2018/wordml" xmlns:w16du="http://schemas.microsoft.com/office/word/2023/wordml/word16du" xmlns:w16sdtdh="http://schemas.microsoft.com/office/word/2020/wordml/sdtdatahash" xmlns:w16se="http://schemas.microsoft.com/office/word/2015/wordml/symex" xmlns:wpg="http://schemas.microsoft.com/office/word/2010/wordprocessingGroup" xmlns:wpi="http://schemas.microsoft.com/office/word/2010/wordprocessingInk" xmlns:wne="http://schemas.microsoft.com/office/word/2006/wordml" xmlns:wps="http://schemas.microsoft.com/office/word/2010/wordprocessingShape" mc:Ignorable="w14 w15 w16se w16cid w16 w16cex w16sdtdh w16du wp14">
+<w:numbering xmlns:wpc="http://schemas.microsoft.com/office/word/2010/wordprocessingCanvas" xmlns:cx="http://schemas.microsoft.com/office/drawing/2014/chartex" xmlns:cx1="http://schemas.microsoft.com/office/drawing/2015/9/8/chartex" xmlns:cx2="http://schemas.microsoft.com/office/drawing/2015/10/21/chartex" xmlns:cx3="http://schemas.microsoft.com/office/drawing/2016/5/9/chartex" xmlns:cx4="http://schemas.microsoft.com/office/drawing/2016/5/10/chartex" xmlns:cx5="http://schemas.microsoft.com/office/drawing/2016/5/11/chartex" xmlns:cx6="http://schemas.microsoft.com/office/drawing/2016/5/12/chartex" xmlns:cx7="http://schemas.microsoft.com/office/drawing/2016/5/13/chartex" xmlns:cx8="http://schemas.microsoft.com/office/drawing/2016/5/14/chartex" xmlns:mc="http://schemas.openxmlformats.org/markup-compatibility/2006" xmlns:aink="http://schemas.microsoft.com/office/drawing/2016/ink" xmlns:am3d="http://schemas.microsoft.com/office/drawing/2017/model3d" xmlns:o="urn:schemas-microsoft-com:office:office" xmlns:oel="http://schemas.microsoft.com/office/2019/extlst" xmlns:r="http://schemas.openxmlformats.org/officeDocument/2006/relationships" xmlns:m="http://schemas.openxmlformats.org/officeDocument/2006/math" xmlns:v="urn:schemas-microsoft-com:vml" xmlns:wp14="http://schemas.microsoft.com/office/word/2010/wordprocessingDrawing" xmlns:wp="http://schemas.openxmlformats.org/drawingml/2006/wordprocessingDrawing" xmlns:w10="urn:schemas-microsoft-com:office:word" xmlns:w="http://schemas.openxmlformats.org/wordprocessingml/2006/main" xmlns:w14="http://schemas.microsoft.com/office/word/2010/wordml" xmlns:w15="http://schemas.microsoft.com/office/word/2012/wordml" xmlns:w16cex="http://schemas.microsoft.com/office/word/2018/wordml/cex" xmlns:w16cid="http://schemas.microsoft.com/office/word/2016/wordml/cid" xmlns:w16="http://schemas.microsoft.com/office/word/2018/wordml" xmlns:w16du="http://schemas.microsoft.com/office/word/2023/wordml/word16du" xmlns:w16sdtdh="http://schemas.microsoft.com/office/word/2020/wordml/sdtdatahash" xmlns:w16sdtfl="http://schemas.microsoft.com/office/word/2024/wordml/sdtformatlock" xmlns:w16se="http://schemas.microsoft.com/office/word/2015/wordml/symex" xmlns:wpg="http://schemas.microsoft.com/office/word/2010/wordprocessingGroup" xmlns:wpi="http://schemas.microsoft.com/office/word/2010/wordprocessingInk" xmlns:wne="http://schemas.microsoft.com/office/word/2006/wordml" xmlns:wps="http://schemas.microsoft.com/office/word/2010/wordprocessingShape" mc:Ignorable="w14 w15 w16se w16cid w16 w16cex w16sdtdh w16sdtfl w16du wp14">
   <w:abstractNum w:abstractNumId="0" w15:restartNumberingAfterBreak="0">
     <w:nsid w:val="04B07835"/>
     <w:multiLevelType w:val="hybridMultilevel"/>
@@ -4361,7 +4318,7 @@
 </file>
 
 <file path=word/styles.xml><?xml version="1.0" encoding="utf-8"?>
-<w:styles xmlns:mc="http://schemas.openxmlformats.org/markup-compatibility/2006" xmlns:r="http://schemas.openxmlformats.org/officeDocument/2006/relationships" xmlns:w="http://schemas.openxmlformats.org/wordprocessingml/2006/main" xmlns:w14="http://schemas.microsoft.com/office/word/2010/wordml" xmlns:w15="http://schemas.microsoft.com/office/word/2012/wordml" xmlns:w16cex="http://schemas.microsoft.com/office/word/2018/wordml/cex" xmlns:w16cid="http://schemas.microsoft.com/office/word/2016/wordml/cid" xmlns:w16="http://schemas.microsoft.com/office/word/2018/wordml" xmlns:w16du="http://schemas.microsoft.com/office/word/2023/wordml/word16du" xmlns:w16sdtdh="http://schemas.microsoft.com/office/word/2020/wordml/sdtdatahash" xmlns:w16se="http://schemas.microsoft.com/office/word/2015/wordml/symex" mc:Ignorable="w14 w15 w16se w16cid w16 w16cex w16sdtdh w16du">
+<w:styles xmlns:mc="http://schemas.openxmlformats.org/markup-compatibility/2006" xmlns:r="http://schemas.openxmlformats.org/officeDocument/2006/relationships" xmlns:w="http://schemas.openxmlformats.org/wordprocessingml/2006/main" xmlns:w14="http://schemas.microsoft.com/office/word/2010/wordml" xmlns:w15="http://schemas.microsoft.com/office/word/2012/wordml" xmlns:w16cex="http://schemas.microsoft.com/office/word/2018/wordml/cex" xmlns:w16cid="http://schemas.microsoft.com/office/word/2016/wordml/cid" xmlns:w16="http://schemas.microsoft.com/office/word/2018/wordml" xmlns:w16du="http://schemas.microsoft.com/office/word/2023/wordml/word16du" xmlns:w16sdtdh="http://schemas.microsoft.com/office/word/2020/wordml/sdtdatahash" xmlns:w16sdtfl="http://schemas.microsoft.com/office/word/2024/wordml/sdtformatlock" xmlns:w16se="http://schemas.microsoft.com/office/word/2015/wordml/symex" mc:Ignorable="w14 w15 w16se w16cid w16 w16cex w16sdtdh w16sdtfl w16du">
   <w:docDefaults>
     <w:rPrDefault>
       <w:rPr>
